--- a/qt_baocao_110123057_thachthingoctram_da23ttb.docx
+++ b/qt_baocao_110123057_thachthingoctram_da23ttb.docx
@@ -902,7 +902,7 @@
           <w:r>
             <w:fldChar w:fldCharType="separate"/>
           </w:r>
-          <w:hyperlink w:anchor="_Toc242638455" w:history="1">
+          <w:hyperlink w:anchor="_Toc243384236" w:history="1">
             <w:r>
               <w:rPr>
                 <w:rStyle w:val="Hyperlink"/>
@@ -937,7 +937,7 @@
                 <w:noProof/>
                 <w:webHidden/>
               </w:rPr>
-              <w:instrText xml:space="preserve"> PAGEREF _Toc242638455 \h </w:instrText>
+              <w:instrText xml:space="preserve"> PAGEREF _Toc243384236 \h </w:instrText>
             </w:r>
             <w:r>
               <w:rPr>
@@ -957,7 +957,7 @@
                 <w:noProof/>
                 <w:webHidden/>
               </w:rPr>
-              <w:t>11</w:t>
+              <w:t>12</w:t>
             </w:r>
             <w:r>
               <w:rPr>
@@ -983,7 +983,7 @@
               <w14:ligatures w14:val="standardContextual"/>
             </w:rPr>
           </w:pPr>
-          <w:hyperlink w:anchor="_Toc242638456" w:history="1">
+          <w:hyperlink w:anchor="_Toc243384237" w:history="1">
             <w:r>
               <w:rPr>
                 <w:rStyle w:val="Hyperlink"/>
@@ -1010,7 +1010,7 @@
                 <w:noProof/>
                 <w:webHidden/>
               </w:rPr>
-              <w:instrText xml:space="preserve"> PAGEREF _Toc242638456 \h </w:instrText>
+              <w:instrText xml:space="preserve"> PAGEREF _Toc243384237 \h </w:instrText>
             </w:r>
             <w:r>
               <w:rPr>
@@ -1030,7 +1030,7 @@
                 <w:noProof/>
                 <w:webHidden/>
               </w:rPr>
-              <w:t>12</w:t>
+              <w:t>13</w:t>
             </w:r>
             <w:r>
               <w:rPr>
@@ -1056,13 +1056,14 @@
               <w14:ligatures w14:val="standardContextual"/>
             </w:rPr>
           </w:pPr>
-          <w:hyperlink w:anchor="_Toc242638457" w:history="1">
+          <w:hyperlink w:anchor="_Toc243384238" w:history="1">
             <w:r>
               <w:rPr>
                 <w:rStyle w:val="Hyperlink"/>
                 <w:noProof/>
-              </w:rPr>
-              <w:t>2.1 Môi trường và công nghệ sử dụng</w:t>
+                <w:lang w:val="vi-VN"/>
+              </w:rPr>
+              <w:t>2.1 Môi trường phát triển</w:t>
             </w:r>
             <w:r>
               <w:rPr>
@@ -1083,7 +1084,7 @@
                 <w:noProof/>
                 <w:webHidden/>
               </w:rPr>
-              <w:instrText xml:space="preserve"> PAGEREF _Toc242638457 \h </w:instrText>
+              <w:instrText xml:space="preserve"> PAGEREF _Toc243384238 \h </w:instrText>
             </w:r>
             <w:r>
               <w:rPr>
@@ -1103,7 +1104,459 @@
                 <w:noProof/>
                 <w:webHidden/>
               </w:rPr>
-              <w:t>12</w:t>
+              <w:t>13</w:t>
+            </w:r>
+            <w:r>
+              <w:rPr>
+                <w:noProof/>
+                <w:webHidden/>
+              </w:rPr>
+              <w:fldChar w:fldCharType="end"/>
+            </w:r>
+          </w:hyperlink>
+        </w:p>
+        <w:p>
+          <w:pPr>
+            <w:pStyle w:val="TOC3"/>
+            <w:tabs>
+              <w:tab w:val="right" w:leader="dot" w:pos="8778"/>
+            </w:tabs>
+            <w:rPr>
+              <w:rFonts w:asciiTheme="minorHAnsi" w:eastAsiaTheme="minorEastAsia" w:hAnsiTheme="minorHAnsi"/>
+              <w:noProof/>
+              <w:kern w:val="2"/>
+              <w:sz w:val="24"/>
+              <w:szCs w:val="24"/>
+              <w14:ligatures w14:val="standardContextual"/>
+            </w:rPr>
+          </w:pPr>
+          <w:hyperlink w:anchor="_Toc243384239" w:history="1">
+            <w:r>
+              <w:rPr>
+                <w:rStyle w:val="Hyperlink"/>
+                <w:noProof/>
+                <w:lang w:val="vi-VN"/>
+              </w:rPr>
+              <w:t>2.1.1</w:t>
+            </w:r>
+            <w:r>
+              <w:rPr>
+                <w:rStyle w:val="Hyperlink"/>
+                <w:noProof/>
+              </w:rPr>
+              <w:t xml:space="preserve"> Visual Studio Code</w:t>
+            </w:r>
+            <w:r>
+              <w:rPr>
+                <w:noProof/>
+                <w:webHidden/>
+              </w:rPr>
+              <w:tab/>
+            </w:r>
+            <w:r>
+              <w:rPr>
+                <w:noProof/>
+                <w:webHidden/>
+              </w:rPr>
+              <w:fldChar w:fldCharType="begin"/>
+            </w:r>
+            <w:r>
+              <w:rPr>
+                <w:noProof/>
+                <w:webHidden/>
+              </w:rPr>
+              <w:instrText xml:space="preserve"> PAGEREF _Toc243384239 \h </w:instrText>
+            </w:r>
+            <w:r>
+              <w:rPr>
+                <w:noProof/>
+                <w:webHidden/>
+              </w:rPr>
+            </w:r>
+            <w:r>
+              <w:rPr>
+                <w:noProof/>
+                <w:webHidden/>
+              </w:rPr>
+              <w:fldChar w:fldCharType="separate"/>
+            </w:r>
+            <w:r>
+              <w:rPr>
+                <w:noProof/>
+                <w:webHidden/>
+              </w:rPr>
+              <w:t>13</w:t>
+            </w:r>
+            <w:r>
+              <w:rPr>
+                <w:noProof/>
+                <w:webHidden/>
+              </w:rPr>
+              <w:fldChar w:fldCharType="end"/>
+            </w:r>
+          </w:hyperlink>
+        </w:p>
+        <w:p>
+          <w:pPr>
+            <w:pStyle w:val="TOC3"/>
+            <w:tabs>
+              <w:tab w:val="right" w:leader="dot" w:pos="8778"/>
+            </w:tabs>
+            <w:rPr>
+              <w:rFonts w:asciiTheme="minorHAnsi" w:eastAsiaTheme="minorEastAsia" w:hAnsiTheme="minorHAnsi"/>
+              <w:noProof/>
+              <w:kern w:val="2"/>
+              <w:sz w:val="24"/>
+              <w:szCs w:val="24"/>
+              <w14:ligatures w14:val="standardContextual"/>
+            </w:rPr>
+          </w:pPr>
+          <w:hyperlink w:anchor="_Toc243384240" w:history="1">
+            <w:r>
+              <w:rPr>
+                <w:rStyle w:val="Hyperlink"/>
+                <w:noProof/>
+                <w:lang w:val="vi-VN"/>
+              </w:rPr>
+              <w:t>2.1.2 Docker</w:t>
+            </w:r>
+            <w:r>
+              <w:rPr>
+                <w:noProof/>
+                <w:webHidden/>
+              </w:rPr>
+              <w:tab/>
+            </w:r>
+            <w:r>
+              <w:rPr>
+                <w:noProof/>
+                <w:webHidden/>
+              </w:rPr>
+              <w:fldChar w:fldCharType="begin"/>
+            </w:r>
+            <w:r>
+              <w:rPr>
+                <w:noProof/>
+                <w:webHidden/>
+              </w:rPr>
+              <w:instrText xml:space="preserve"> PAGEREF _Toc243384240 \h </w:instrText>
+            </w:r>
+            <w:r>
+              <w:rPr>
+                <w:noProof/>
+                <w:webHidden/>
+              </w:rPr>
+            </w:r>
+            <w:r>
+              <w:rPr>
+                <w:noProof/>
+                <w:webHidden/>
+              </w:rPr>
+              <w:fldChar w:fldCharType="separate"/>
+            </w:r>
+            <w:r>
+              <w:rPr>
+                <w:noProof/>
+                <w:webHidden/>
+              </w:rPr>
+              <w:t>13</w:t>
+            </w:r>
+            <w:r>
+              <w:rPr>
+                <w:noProof/>
+                <w:webHidden/>
+              </w:rPr>
+              <w:fldChar w:fldCharType="end"/>
+            </w:r>
+          </w:hyperlink>
+        </w:p>
+        <w:p>
+          <w:pPr>
+            <w:pStyle w:val="TOC2"/>
+            <w:tabs>
+              <w:tab w:val="right" w:leader="dot" w:pos="8778"/>
+            </w:tabs>
+            <w:rPr>
+              <w:rFonts w:asciiTheme="minorHAnsi" w:eastAsiaTheme="minorEastAsia" w:hAnsiTheme="minorHAnsi"/>
+              <w:noProof/>
+              <w:kern w:val="2"/>
+              <w:sz w:val="24"/>
+              <w:szCs w:val="24"/>
+              <w14:ligatures w14:val="standardContextual"/>
+            </w:rPr>
+          </w:pPr>
+          <w:hyperlink w:anchor="_Toc243384241" w:history="1">
+            <w:r>
+              <w:rPr>
+                <w:rStyle w:val="Hyperlink"/>
+                <w:noProof/>
+                <w:lang w:val="vi-VN"/>
+              </w:rPr>
+              <w:t>2.2 Công nghệ sử dụng</w:t>
+            </w:r>
+            <w:r>
+              <w:rPr>
+                <w:noProof/>
+                <w:webHidden/>
+              </w:rPr>
+              <w:tab/>
+            </w:r>
+            <w:r>
+              <w:rPr>
+                <w:noProof/>
+                <w:webHidden/>
+              </w:rPr>
+              <w:fldChar w:fldCharType="begin"/>
+            </w:r>
+            <w:r>
+              <w:rPr>
+                <w:noProof/>
+                <w:webHidden/>
+              </w:rPr>
+              <w:instrText xml:space="preserve"> PAGEREF _Toc243384241 \h </w:instrText>
+            </w:r>
+            <w:r>
+              <w:rPr>
+                <w:noProof/>
+                <w:webHidden/>
+              </w:rPr>
+            </w:r>
+            <w:r>
+              <w:rPr>
+                <w:noProof/>
+                <w:webHidden/>
+              </w:rPr>
+              <w:fldChar w:fldCharType="separate"/>
+            </w:r>
+            <w:r>
+              <w:rPr>
+                <w:noProof/>
+                <w:webHidden/>
+              </w:rPr>
+              <w:t>15</w:t>
+            </w:r>
+            <w:r>
+              <w:rPr>
+                <w:noProof/>
+                <w:webHidden/>
+              </w:rPr>
+              <w:fldChar w:fldCharType="end"/>
+            </w:r>
+          </w:hyperlink>
+        </w:p>
+        <w:p>
+          <w:pPr>
+            <w:pStyle w:val="TOC3"/>
+            <w:tabs>
+              <w:tab w:val="right" w:leader="dot" w:pos="8778"/>
+            </w:tabs>
+            <w:rPr>
+              <w:rFonts w:asciiTheme="minorHAnsi" w:eastAsiaTheme="minorEastAsia" w:hAnsiTheme="minorHAnsi"/>
+              <w:noProof/>
+              <w:kern w:val="2"/>
+              <w:sz w:val="24"/>
+              <w:szCs w:val="24"/>
+              <w14:ligatures w14:val="standardContextual"/>
+            </w:rPr>
+          </w:pPr>
+          <w:hyperlink w:anchor="_Toc243384242" w:history="1">
+            <w:r>
+              <w:rPr>
+                <w:rStyle w:val="Hyperlink"/>
+                <w:noProof/>
+                <w:lang w:val="vi-VN"/>
+              </w:rPr>
+              <w:t>2.2.1 HTML</w:t>
+            </w:r>
+            <w:r>
+              <w:rPr>
+                <w:noProof/>
+                <w:webHidden/>
+              </w:rPr>
+              <w:tab/>
+            </w:r>
+            <w:r>
+              <w:rPr>
+                <w:noProof/>
+                <w:webHidden/>
+              </w:rPr>
+              <w:fldChar w:fldCharType="begin"/>
+            </w:r>
+            <w:r>
+              <w:rPr>
+                <w:noProof/>
+                <w:webHidden/>
+              </w:rPr>
+              <w:instrText xml:space="preserve"> PAGEREF _Toc243384242 \h </w:instrText>
+            </w:r>
+            <w:r>
+              <w:rPr>
+                <w:noProof/>
+                <w:webHidden/>
+              </w:rPr>
+            </w:r>
+            <w:r>
+              <w:rPr>
+                <w:noProof/>
+                <w:webHidden/>
+              </w:rPr>
+              <w:fldChar w:fldCharType="separate"/>
+            </w:r>
+            <w:r>
+              <w:rPr>
+                <w:noProof/>
+                <w:webHidden/>
+              </w:rPr>
+              <w:t>15</w:t>
+            </w:r>
+            <w:r>
+              <w:rPr>
+                <w:noProof/>
+                <w:webHidden/>
+              </w:rPr>
+              <w:fldChar w:fldCharType="end"/>
+            </w:r>
+          </w:hyperlink>
+        </w:p>
+        <w:p>
+          <w:pPr>
+            <w:pStyle w:val="TOC3"/>
+            <w:tabs>
+              <w:tab w:val="right" w:leader="dot" w:pos="8778"/>
+            </w:tabs>
+            <w:rPr>
+              <w:rFonts w:asciiTheme="minorHAnsi" w:eastAsiaTheme="minorEastAsia" w:hAnsiTheme="minorHAnsi"/>
+              <w:noProof/>
+              <w:kern w:val="2"/>
+              <w:sz w:val="24"/>
+              <w:szCs w:val="24"/>
+              <w14:ligatures w14:val="standardContextual"/>
+            </w:rPr>
+          </w:pPr>
+          <w:hyperlink w:anchor="_Toc243384243" w:history="1">
+            <w:r>
+              <w:rPr>
+                <w:rStyle w:val="Hyperlink"/>
+                <w:rFonts w:cs="Times New Roman"/>
+                <w:noProof/>
+                <w:lang w:val="vi-VN"/>
+              </w:rPr>
+              <w:t>2.2.2 Bootstrap</w:t>
+            </w:r>
+            <w:r>
+              <w:rPr>
+                <w:noProof/>
+                <w:webHidden/>
+              </w:rPr>
+              <w:tab/>
+            </w:r>
+            <w:r>
+              <w:rPr>
+                <w:noProof/>
+                <w:webHidden/>
+              </w:rPr>
+              <w:fldChar w:fldCharType="begin"/>
+            </w:r>
+            <w:r>
+              <w:rPr>
+                <w:noProof/>
+                <w:webHidden/>
+              </w:rPr>
+              <w:instrText xml:space="preserve"> PAGEREF _Toc243384243 \h </w:instrText>
+            </w:r>
+            <w:r>
+              <w:rPr>
+                <w:noProof/>
+                <w:webHidden/>
+              </w:rPr>
+            </w:r>
+            <w:r>
+              <w:rPr>
+                <w:noProof/>
+                <w:webHidden/>
+              </w:rPr>
+              <w:fldChar w:fldCharType="separate"/>
+            </w:r>
+            <w:r>
+              <w:rPr>
+                <w:noProof/>
+                <w:webHidden/>
+              </w:rPr>
+              <w:t>18</w:t>
+            </w:r>
+            <w:r>
+              <w:rPr>
+                <w:noProof/>
+                <w:webHidden/>
+              </w:rPr>
+              <w:fldChar w:fldCharType="end"/>
+            </w:r>
+          </w:hyperlink>
+        </w:p>
+        <w:p>
+          <w:pPr>
+            <w:pStyle w:val="TOC3"/>
+            <w:tabs>
+              <w:tab w:val="right" w:leader="dot" w:pos="8778"/>
+            </w:tabs>
+            <w:rPr>
+              <w:rFonts w:asciiTheme="minorHAnsi" w:eastAsiaTheme="minorEastAsia" w:hAnsiTheme="minorHAnsi"/>
+              <w:noProof/>
+              <w:kern w:val="2"/>
+              <w:sz w:val="24"/>
+              <w:szCs w:val="24"/>
+              <w14:ligatures w14:val="standardContextual"/>
+            </w:rPr>
+          </w:pPr>
+          <w:hyperlink w:anchor="_Toc243384244" w:history="1">
+            <w:r>
+              <w:rPr>
+                <w:rStyle w:val="Hyperlink"/>
+                <w:noProof/>
+                <w:lang w:val="vi-VN"/>
+              </w:rPr>
+              <w:t>2.2.3 Javascript</w:t>
+            </w:r>
+            <w:r>
+              <w:rPr>
+                <w:noProof/>
+                <w:webHidden/>
+              </w:rPr>
+              <w:tab/>
+            </w:r>
+            <w:r>
+              <w:rPr>
+                <w:noProof/>
+                <w:webHidden/>
+              </w:rPr>
+              <w:fldChar w:fldCharType="begin"/>
+            </w:r>
+            <w:r>
+              <w:rPr>
+                <w:noProof/>
+                <w:webHidden/>
+              </w:rPr>
+              <w:instrText xml:space="preserve"> PAGEREF _Toc243384244 \h </w:instrText>
+            </w:r>
+            <w:r>
+              <w:rPr>
+                <w:noProof/>
+                <w:webHidden/>
+              </w:rPr>
+            </w:r>
+            <w:r>
+              <w:rPr>
+                <w:noProof/>
+                <w:webHidden/>
+              </w:rPr>
+              <w:fldChar w:fldCharType="separate"/>
+            </w:r>
+            <w:r>
+              <w:rPr>
+                <w:noProof/>
+                <w:webHidden/>
+              </w:rPr>
+              <w:t>21</w:t>
             </w:r>
             <w:r>
               <w:rPr>
@@ -1129,18 +1582,26 @@
               <w14:ligatures w14:val="standardContextual"/>
             </w:rPr>
           </w:pPr>
-          <w:hyperlink w:anchor="_Toc242638458" w:history="1">
+          <w:hyperlink w:anchor="_Toc243384245" w:history="1">
             <w:r>
               <w:rPr>
                 <w:rStyle w:val="Hyperlink"/>
                 <w:noProof/>
-              </w:rPr>
-              <w:t>CHƯƠNG 3. HIỆN</w:t>
+                <w:lang w:val="vi-VN"/>
+              </w:rPr>
+              <w:t>CHƯƠNG 3.</w:t>
             </w:r>
             <w:r>
               <w:rPr>
                 <w:rStyle w:val="Hyperlink"/>
                 <w:noProof/>
+              </w:rPr>
+              <w:t xml:space="preserve"> HIỆN</w:t>
+            </w:r>
+            <w:r>
+              <w:rPr>
+                <w:rStyle w:val="Hyperlink"/>
+                <w:noProof/>
                 <w:lang w:val="vi-VN"/>
               </w:rPr>
               <w:t xml:space="preserve"> THỰC HÓA NGHIÊN CỨU</w:t>
@@ -1164,7 +1625,7 @@
                 <w:noProof/>
                 <w:webHidden/>
               </w:rPr>
-              <w:instrText xml:space="preserve"> PAGEREF _Toc242638458 \h </w:instrText>
+              <w:instrText xml:space="preserve"> PAGEREF _Toc243384245 \h </w:instrText>
             </w:r>
             <w:r>
               <w:rPr>
@@ -1184,7 +1645,7 @@
                 <w:noProof/>
                 <w:webHidden/>
               </w:rPr>
-              <w:t>13</w:t>
+              <w:t>22</w:t>
             </w:r>
             <w:r>
               <w:rPr>
@@ -1210,7 +1671,7 @@
               <w14:ligatures w14:val="standardContextual"/>
             </w:rPr>
           </w:pPr>
-          <w:hyperlink w:anchor="_Toc242638459" w:history="1">
+          <w:hyperlink w:anchor="_Toc243384246" w:history="1">
             <w:r>
               <w:rPr>
                 <w:rStyle w:val="Hyperlink"/>
@@ -1245,7 +1706,7 @@
                 <w:noProof/>
                 <w:webHidden/>
               </w:rPr>
-              <w:instrText xml:space="preserve"> PAGEREF _Toc242638459 \h </w:instrText>
+              <w:instrText xml:space="preserve"> PAGEREF _Toc243384246 \h </w:instrText>
             </w:r>
             <w:r>
               <w:rPr>
@@ -1265,7 +1726,7 @@
                 <w:noProof/>
                 <w:webHidden/>
               </w:rPr>
-              <w:t>13</w:t>
+              <w:t>22</w:t>
             </w:r>
             <w:r>
               <w:rPr>
@@ -1291,7 +1752,7 @@
               <w14:ligatures w14:val="standardContextual"/>
             </w:rPr>
           </w:pPr>
-          <w:hyperlink w:anchor="_Toc242638460" w:history="1">
+          <w:hyperlink w:anchor="_Toc243384247" w:history="1">
             <w:r>
               <w:rPr>
                 <w:rStyle w:val="Hyperlink"/>
@@ -1326,7 +1787,7 @@
                 <w:noProof/>
                 <w:webHidden/>
               </w:rPr>
-              <w:instrText xml:space="preserve"> PAGEREF _Toc242638460 \h </w:instrText>
+              <w:instrText xml:space="preserve"> PAGEREF _Toc243384247 \h </w:instrText>
             </w:r>
             <w:r>
               <w:rPr>
@@ -1346,7 +1807,7 @@
                 <w:noProof/>
                 <w:webHidden/>
               </w:rPr>
-              <w:t>14</w:t>
+              <w:t>23</w:t>
             </w:r>
             <w:r>
               <w:rPr>
@@ -1372,21 +1833,13 @@
               <w14:ligatures w14:val="standardContextual"/>
             </w:rPr>
           </w:pPr>
-          <w:hyperlink w:anchor="_Toc242638461" w:history="1">
+          <w:hyperlink w:anchor="_Toc243384248" w:history="1">
             <w:r>
               <w:rPr>
                 <w:rStyle w:val="Hyperlink"/>
                 <w:noProof/>
-                <w:lang w:val="vi-VN"/>
-              </w:rPr>
-              <w:t>3.2.1</w:t>
-            </w:r>
-            <w:r>
-              <w:rPr>
-                <w:rStyle w:val="Hyperlink"/>
-                <w:noProof/>
-              </w:rPr>
-              <w:t xml:space="preserve"> Yêu cầu chức năng</w:t>
+              </w:rPr>
+              <w:t>3.2.1 Yêu cầu chức năng</w:t>
             </w:r>
             <w:r>
               <w:rPr>
@@ -1407,7 +1860,7 @@
                 <w:noProof/>
                 <w:webHidden/>
               </w:rPr>
-              <w:instrText xml:space="preserve"> PAGEREF _Toc242638461 \h </w:instrText>
+              <w:instrText xml:space="preserve"> PAGEREF _Toc243384248 \h </w:instrText>
             </w:r>
             <w:r>
               <w:rPr>
@@ -1427,7 +1880,7 @@
                 <w:noProof/>
                 <w:webHidden/>
               </w:rPr>
-              <w:t>14</w:t>
+              <w:t>23</w:t>
             </w:r>
             <w:r>
               <w:rPr>
@@ -1453,21 +1906,13 @@
               <w14:ligatures w14:val="standardContextual"/>
             </w:rPr>
           </w:pPr>
-          <w:hyperlink w:anchor="_Toc242638462" w:history="1">
+          <w:hyperlink w:anchor="_Toc243384249" w:history="1">
             <w:r>
               <w:rPr>
                 <w:rStyle w:val="Hyperlink"/>
                 <w:noProof/>
-                <w:lang w:val="vi-VN"/>
-              </w:rPr>
-              <w:t>3.2.2</w:t>
-            </w:r>
-            <w:r>
-              <w:rPr>
-                <w:rStyle w:val="Hyperlink"/>
-                <w:noProof/>
-              </w:rPr>
-              <w:t xml:space="preserve"> Yêu cầu phi chức năng</w:t>
+              </w:rPr>
+              <w:t>3.2.2 Yêu cầu phi chức năng</w:t>
             </w:r>
             <w:r>
               <w:rPr>
@@ -1488,7 +1933,7 @@
                 <w:noProof/>
                 <w:webHidden/>
               </w:rPr>
-              <w:instrText xml:space="preserve"> PAGEREF _Toc242638462 \h </w:instrText>
+              <w:instrText xml:space="preserve"> PAGEREF _Toc243384249 \h </w:instrText>
             </w:r>
             <w:r>
               <w:rPr>
@@ -1508,7 +1953,7 @@
                 <w:noProof/>
                 <w:webHidden/>
               </w:rPr>
-              <w:t>15</w:t>
+              <w:t>24</w:t>
             </w:r>
             <w:r>
               <w:rPr>
@@ -1534,7 +1979,7 @@
               <w14:ligatures w14:val="standardContextual"/>
             </w:rPr>
           </w:pPr>
-          <w:hyperlink w:anchor="_Toc242638463" w:history="1">
+          <w:hyperlink w:anchor="_Toc243384250" w:history="1">
             <w:r>
               <w:rPr>
                 <w:rStyle w:val="Hyperlink"/>
@@ -1569,7 +2014,7 @@
                 <w:noProof/>
                 <w:webHidden/>
               </w:rPr>
-              <w:instrText xml:space="preserve"> PAGEREF _Toc242638463 \h </w:instrText>
+              <w:instrText xml:space="preserve"> PAGEREF _Toc243384250 \h </w:instrText>
             </w:r>
             <w:r>
               <w:rPr>
@@ -1589,7 +2034,7 @@
                 <w:noProof/>
                 <w:webHidden/>
               </w:rPr>
-              <w:t>17</w:t>
+              <w:t>25</w:t>
             </w:r>
             <w:r>
               <w:rPr>
@@ -1615,7 +2060,7 @@
               <w14:ligatures w14:val="standardContextual"/>
             </w:rPr>
           </w:pPr>
-          <w:hyperlink w:anchor="_Toc242638464" w:history="1">
+          <w:hyperlink w:anchor="_Toc243384251" w:history="1">
             <w:r>
               <w:rPr>
                 <w:rStyle w:val="Hyperlink"/>
@@ -1643,7 +2088,7 @@
                 <w:noProof/>
                 <w:webHidden/>
               </w:rPr>
-              <w:instrText xml:space="preserve"> PAGEREF _Toc242638464 \h </w:instrText>
+              <w:instrText xml:space="preserve"> PAGEREF _Toc243384251 \h </w:instrText>
             </w:r>
             <w:r>
               <w:rPr>
@@ -1663,7 +2108,7 @@
                 <w:noProof/>
                 <w:webHidden/>
               </w:rPr>
-              <w:t>17</w:t>
+              <w:t>25</w:t>
             </w:r>
             <w:r>
               <w:rPr>
@@ -1689,7 +2134,7 @@
               <w14:ligatures w14:val="standardContextual"/>
             </w:rPr>
           </w:pPr>
-          <w:hyperlink w:anchor="_Toc242638465" w:history="1">
+          <w:hyperlink w:anchor="_Toc243384252" w:history="1">
             <w:r>
               <w:rPr>
                 <w:rStyle w:val="Hyperlink"/>
@@ -1717,7 +2162,7 @@
                 <w:noProof/>
                 <w:webHidden/>
               </w:rPr>
-              <w:instrText xml:space="preserve"> PAGEREF _Toc242638465 \h </w:instrText>
+              <w:instrText xml:space="preserve"> PAGEREF _Toc243384252 \h </w:instrText>
             </w:r>
             <w:r>
               <w:rPr>
@@ -1737,7 +2182,7 @@
                 <w:noProof/>
                 <w:webHidden/>
               </w:rPr>
-              <w:t>17</w:t>
+              <w:t>26</w:t>
             </w:r>
             <w:r>
               <w:rPr>
@@ -1763,7 +2208,7 @@
               <w14:ligatures w14:val="standardContextual"/>
             </w:rPr>
           </w:pPr>
-          <w:hyperlink w:anchor="_Toc242638466" w:history="1">
+          <w:hyperlink w:anchor="_Toc243384253" w:history="1">
             <w:r>
               <w:rPr>
                 <w:rStyle w:val="Hyperlink"/>
@@ -1791,7 +2236,7 @@
                 <w:noProof/>
                 <w:webHidden/>
               </w:rPr>
-              <w:instrText xml:space="preserve"> PAGEREF _Toc242638466 \h </w:instrText>
+              <w:instrText xml:space="preserve"> PAGEREF _Toc243384253 \h </w:instrText>
             </w:r>
             <w:r>
               <w:rPr>
@@ -1811,7 +2256,7 @@
                 <w:noProof/>
                 <w:webHidden/>
               </w:rPr>
-              <w:t>19</w:t>
+              <w:t>28</w:t>
             </w:r>
             <w:r>
               <w:rPr>
@@ -1837,7 +2282,7 @@
               <w14:ligatures w14:val="standardContextual"/>
             </w:rPr>
           </w:pPr>
-          <w:hyperlink w:anchor="_Toc242638467" w:history="1">
+          <w:hyperlink w:anchor="_Toc243384254" w:history="1">
             <w:r>
               <w:rPr>
                 <w:rStyle w:val="Hyperlink"/>
@@ -1865,7 +2310,7 @@
                 <w:noProof/>
                 <w:webHidden/>
               </w:rPr>
-              <w:instrText xml:space="preserve"> PAGEREF _Toc242638467 \h </w:instrText>
+              <w:instrText xml:space="preserve"> PAGEREF _Toc243384254 \h </w:instrText>
             </w:r>
             <w:r>
               <w:rPr>
@@ -1885,7 +2330,7 @@
                 <w:noProof/>
                 <w:webHidden/>
               </w:rPr>
-              <w:t>19</w:t>
+              <w:t>29</w:t>
             </w:r>
             <w:r>
               <w:rPr>
@@ -1911,7 +2356,7 @@
               <w14:ligatures w14:val="standardContextual"/>
             </w:rPr>
           </w:pPr>
-          <w:hyperlink w:anchor="_Toc242638468" w:history="1">
+          <w:hyperlink w:anchor="_Toc243384255" w:history="1">
             <w:r>
               <w:rPr>
                 <w:rStyle w:val="Hyperlink"/>
@@ -1938,7 +2383,7 @@
                 <w:noProof/>
                 <w:webHidden/>
               </w:rPr>
-              <w:instrText xml:space="preserve"> PAGEREF _Toc242638468 \h </w:instrText>
+              <w:instrText xml:space="preserve"> PAGEREF _Toc243384255 \h </w:instrText>
             </w:r>
             <w:r>
               <w:rPr>
@@ -1958,7 +2403,7 @@
                 <w:noProof/>
                 <w:webHidden/>
               </w:rPr>
-              <w:t>21</w:t>
+              <w:t>30</w:t>
             </w:r>
             <w:r>
               <w:rPr>
@@ -1984,7 +2429,7 @@
               <w14:ligatures w14:val="standardContextual"/>
             </w:rPr>
           </w:pPr>
-          <w:hyperlink w:anchor="_Toc242638469" w:history="1">
+          <w:hyperlink w:anchor="_Toc243384256" w:history="1">
             <w:r>
               <w:rPr>
                 <w:rStyle w:val="Hyperlink"/>
@@ -2019,7 +2464,7 @@
                 <w:noProof/>
                 <w:webHidden/>
               </w:rPr>
-              <w:instrText xml:space="preserve"> PAGEREF _Toc242638469 \h </w:instrText>
+              <w:instrText xml:space="preserve"> PAGEREF _Toc243384256 \h </w:instrText>
             </w:r>
             <w:r>
               <w:rPr>
@@ -2039,7 +2484,7 @@
                 <w:noProof/>
                 <w:webHidden/>
               </w:rPr>
-              <w:t>21</w:t>
+              <w:t>30</w:t>
             </w:r>
             <w:r>
               <w:rPr>
@@ -2065,7 +2510,7 @@
               <w14:ligatures w14:val="standardContextual"/>
             </w:rPr>
           </w:pPr>
-          <w:hyperlink w:anchor="_Toc242638470" w:history="1">
+          <w:hyperlink w:anchor="_Toc243384257" w:history="1">
             <w:r>
               <w:rPr>
                 <w:rStyle w:val="Hyperlink"/>
@@ -2092,7 +2537,7 @@
                 <w:noProof/>
                 <w:webHidden/>
               </w:rPr>
-              <w:instrText xml:space="preserve"> PAGEREF _Toc242638470 \h </w:instrText>
+              <w:instrText xml:space="preserve"> PAGEREF _Toc243384257 \h </w:instrText>
             </w:r>
             <w:r>
               <w:rPr>
@@ -2112,7 +2557,7 @@
                 <w:noProof/>
                 <w:webHidden/>
               </w:rPr>
-              <w:t>21</w:t>
+              <w:t>30</w:t>
             </w:r>
             <w:r>
               <w:rPr>
@@ -2138,7 +2583,7 @@
               <w14:ligatures w14:val="standardContextual"/>
             </w:rPr>
           </w:pPr>
-          <w:hyperlink w:anchor="_Toc242638471" w:history="1">
+          <w:hyperlink w:anchor="_Toc243384258" w:history="1">
             <w:r>
               <w:rPr>
                 <w:rStyle w:val="Hyperlink"/>
@@ -2165,7 +2610,7 @@
                 <w:noProof/>
                 <w:webHidden/>
               </w:rPr>
-              <w:instrText xml:space="preserve"> PAGEREF _Toc242638471 \h </w:instrText>
+              <w:instrText xml:space="preserve"> PAGEREF _Toc243384258 \h </w:instrText>
             </w:r>
             <w:r>
               <w:rPr>
@@ -2185,7 +2630,7 @@
                 <w:noProof/>
                 <w:webHidden/>
               </w:rPr>
-              <w:t>27</w:t>
+              <w:t>35</w:t>
             </w:r>
             <w:r>
               <w:rPr>
@@ -2211,7 +2656,7 @@
               <w14:ligatures w14:val="standardContextual"/>
             </w:rPr>
           </w:pPr>
-          <w:hyperlink w:anchor="_Toc242638472" w:history="1">
+          <w:hyperlink w:anchor="_Toc243384259" w:history="1">
             <w:r>
               <w:rPr>
                 <w:rStyle w:val="Hyperlink"/>
@@ -2246,7 +2691,7 @@
                 <w:noProof/>
                 <w:webHidden/>
               </w:rPr>
-              <w:instrText xml:space="preserve"> PAGEREF _Toc242638472 \h </w:instrText>
+              <w:instrText xml:space="preserve"> PAGEREF _Toc243384259 \h </w:instrText>
             </w:r>
             <w:r>
               <w:rPr>
@@ -2266,7 +2711,7 @@
                 <w:noProof/>
                 <w:webHidden/>
               </w:rPr>
-              <w:t>27</w:t>
+              <w:t>35</w:t>
             </w:r>
             <w:r>
               <w:rPr>
@@ -2292,7 +2737,7 @@
               <w14:ligatures w14:val="standardContextual"/>
             </w:rPr>
           </w:pPr>
-          <w:hyperlink w:anchor="_Toc242638473" w:history="1">
+          <w:hyperlink w:anchor="_Toc243384260" w:history="1">
             <w:r>
               <w:rPr>
                 <w:rStyle w:val="Hyperlink"/>
@@ -2327,7 +2772,7 @@
                 <w:noProof/>
                 <w:webHidden/>
               </w:rPr>
-              <w:instrText xml:space="preserve"> PAGEREF _Toc242638473 \h </w:instrText>
+              <w:instrText xml:space="preserve"> PAGEREF _Toc243384260 \h </w:instrText>
             </w:r>
             <w:r>
               <w:rPr>
@@ -2347,7 +2792,7 @@
                 <w:noProof/>
                 <w:webHidden/>
               </w:rPr>
-              <w:t>28</w:t>
+              <w:t>37</w:t>
             </w:r>
             <w:r>
               <w:rPr>
@@ -2373,7 +2818,7 @@
               <w14:ligatures w14:val="standardContextual"/>
             </w:rPr>
           </w:pPr>
-          <w:hyperlink w:anchor="_Toc242638474" w:history="1">
+          <w:hyperlink w:anchor="_Toc243384261" w:history="1">
             <w:r>
               <w:rPr>
                 <w:rStyle w:val="Hyperlink"/>
@@ -2408,7 +2853,7 @@
                 <w:noProof/>
                 <w:webHidden/>
               </w:rPr>
-              <w:instrText xml:space="preserve"> PAGEREF _Toc242638474 \h </w:instrText>
+              <w:instrText xml:space="preserve"> PAGEREF _Toc243384261 \h </w:instrText>
             </w:r>
             <w:r>
               <w:rPr>
@@ -2428,7 +2873,7 @@
                 <w:noProof/>
                 <w:webHidden/>
               </w:rPr>
-              <w:t>34</w:t>
+              <w:t>40</w:t>
             </w:r>
             <w:r>
               <w:rPr>
@@ -2454,7 +2899,7 @@
               <w14:ligatures w14:val="standardContextual"/>
             </w:rPr>
           </w:pPr>
-          <w:hyperlink w:anchor="_Toc242638475" w:history="1">
+          <w:hyperlink w:anchor="_Toc243384262" w:history="1">
             <w:r>
               <w:rPr>
                 <w:rStyle w:val="Hyperlink"/>
@@ -2482,7 +2927,7 @@
                 <w:noProof/>
                 <w:webHidden/>
               </w:rPr>
-              <w:instrText xml:space="preserve"> PAGEREF _Toc242638475 \h </w:instrText>
+              <w:instrText xml:space="preserve"> PAGEREF _Toc243384262 \h </w:instrText>
             </w:r>
             <w:r>
               <w:rPr>
@@ -2502,7 +2947,7 @@
                 <w:noProof/>
                 <w:webHidden/>
               </w:rPr>
-              <w:t>34</w:t>
+              <w:t>40</w:t>
             </w:r>
             <w:r>
               <w:rPr>
@@ -2528,7 +2973,7 @@
               <w14:ligatures w14:val="standardContextual"/>
             </w:rPr>
           </w:pPr>
-          <w:hyperlink w:anchor="_Toc242638476" w:history="1">
+          <w:hyperlink w:anchor="_Toc243384263" w:history="1">
             <w:r>
               <w:rPr>
                 <w:rStyle w:val="Hyperlink"/>
@@ -2563,7 +3008,7 @@
                 <w:noProof/>
                 <w:webHidden/>
               </w:rPr>
-              <w:instrText xml:space="preserve"> PAGEREF _Toc242638476 \h </w:instrText>
+              <w:instrText xml:space="preserve"> PAGEREF _Toc243384263 \h </w:instrText>
             </w:r>
             <w:r>
               <w:rPr>
@@ -2583,7 +3028,7 @@
                 <w:noProof/>
                 <w:webHidden/>
               </w:rPr>
-              <w:t>34</w:t>
+              <w:t>40</w:t>
             </w:r>
             <w:r>
               <w:rPr>
@@ -2609,7 +3054,7 @@
               <w14:ligatures w14:val="standardContextual"/>
             </w:rPr>
           </w:pPr>
-          <w:hyperlink w:anchor="_Toc242638477" w:history="1">
+          <w:hyperlink w:anchor="_Toc243384264" w:history="1">
             <w:r>
               <w:rPr>
                 <w:rStyle w:val="Hyperlink"/>
@@ -2644,7 +3089,7 @@
                 <w:noProof/>
                 <w:webHidden/>
               </w:rPr>
-              <w:instrText xml:space="preserve"> PAGEREF _Toc242638477 \h </w:instrText>
+              <w:instrText xml:space="preserve"> PAGEREF _Toc243384264 \h </w:instrText>
             </w:r>
             <w:r>
               <w:rPr>
@@ -2664,7 +3109,7 @@
                 <w:noProof/>
                 <w:webHidden/>
               </w:rPr>
-              <w:t>39</w:t>
+              <w:t>45</w:t>
             </w:r>
             <w:r>
               <w:rPr>
@@ -2690,18 +3135,26 @@
               <w14:ligatures w14:val="standardContextual"/>
             </w:rPr>
           </w:pPr>
-          <w:hyperlink w:anchor="_Toc242638478" w:history="1">
+          <w:hyperlink w:anchor="_Toc243384265" w:history="1">
             <w:r>
               <w:rPr>
                 <w:rStyle w:val="Hyperlink"/>
                 <w:noProof/>
-              </w:rPr>
-              <w:t>CHƯƠNG 4. KẾT</w:t>
+                <w:lang w:val="vi-VN"/>
+              </w:rPr>
+              <w:t>CHƯƠNG 4.</w:t>
             </w:r>
             <w:r>
               <w:rPr>
                 <w:rStyle w:val="Hyperlink"/>
                 <w:noProof/>
+              </w:rPr>
+              <w:t xml:space="preserve"> KẾT</w:t>
+            </w:r>
+            <w:r>
+              <w:rPr>
+                <w:rStyle w:val="Hyperlink"/>
+                <w:noProof/>
                 <w:lang w:val="vi-VN"/>
               </w:rPr>
               <w:t xml:space="preserve"> QUẢ NGHIÊN CỨU</w:t>
@@ -2725,7 +3178,7 @@
                 <w:noProof/>
                 <w:webHidden/>
               </w:rPr>
-              <w:instrText xml:space="preserve"> PAGEREF _Toc242638478 \h </w:instrText>
+              <w:instrText xml:space="preserve"> PAGEREF _Toc243384265 \h </w:instrText>
             </w:r>
             <w:r>
               <w:rPr>
@@ -2745,7 +3198,155 @@
                 <w:noProof/>
                 <w:webHidden/>
               </w:rPr>
-              <w:t>40</w:t>
+              <w:t>46</w:t>
+            </w:r>
+            <w:r>
+              <w:rPr>
+                <w:noProof/>
+                <w:webHidden/>
+              </w:rPr>
+              <w:fldChar w:fldCharType="end"/>
+            </w:r>
+          </w:hyperlink>
+        </w:p>
+        <w:p>
+          <w:pPr>
+            <w:pStyle w:val="TOC2"/>
+            <w:tabs>
+              <w:tab w:val="right" w:leader="dot" w:pos="8778"/>
+            </w:tabs>
+            <w:rPr>
+              <w:rFonts w:asciiTheme="minorHAnsi" w:eastAsiaTheme="minorEastAsia" w:hAnsiTheme="minorHAnsi"/>
+              <w:noProof/>
+              <w:kern w:val="2"/>
+              <w:sz w:val="24"/>
+              <w:szCs w:val="24"/>
+              <w14:ligatures w14:val="standardContextual"/>
+            </w:rPr>
+          </w:pPr>
+          <w:hyperlink w:anchor="_Toc243384266" w:history="1">
+            <w:r>
+              <w:rPr>
+                <w:rStyle w:val="Hyperlink"/>
+                <w:noProof/>
+                <w:lang w:val="vi-VN"/>
+              </w:rPr>
+              <w:t>4.1 Dữ liệu thử nghiệm</w:t>
+            </w:r>
+            <w:r>
+              <w:rPr>
+                <w:noProof/>
+                <w:webHidden/>
+              </w:rPr>
+              <w:tab/>
+            </w:r>
+            <w:r>
+              <w:rPr>
+                <w:noProof/>
+                <w:webHidden/>
+              </w:rPr>
+              <w:fldChar w:fldCharType="begin"/>
+            </w:r>
+            <w:r>
+              <w:rPr>
+                <w:noProof/>
+                <w:webHidden/>
+              </w:rPr>
+              <w:instrText xml:space="preserve"> PAGEREF _Toc243384266 \h </w:instrText>
+            </w:r>
+            <w:r>
+              <w:rPr>
+                <w:noProof/>
+                <w:webHidden/>
+              </w:rPr>
+            </w:r>
+            <w:r>
+              <w:rPr>
+                <w:noProof/>
+                <w:webHidden/>
+              </w:rPr>
+              <w:fldChar w:fldCharType="separate"/>
+            </w:r>
+            <w:r>
+              <w:rPr>
+                <w:noProof/>
+                <w:webHidden/>
+              </w:rPr>
+              <w:t>46</w:t>
+            </w:r>
+            <w:r>
+              <w:rPr>
+                <w:noProof/>
+                <w:webHidden/>
+              </w:rPr>
+              <w:fldChar w:fldCharType="end"/>
+            </w:r>
+          </w:hyperlink>
+        </w:p>
+        <w:p>
+          <w:pPr>
+            <w:pStyle w:val="TOC2"/>
+            <w:tabs>
+              <w:tab w:val="right" w:leader="dot" w:pos="8778"/>
+            </w:tabs>
+            <w:rPr>
+              <w:rFonts w:asciiTheme="minorHAnsi" w:eastAsiaTheme="minorEastAsia" w:hAnsiTheme="minorHAnsi"/>
+              <w:noProof/>
+              <w:kern w:val="2"/>
+              <w:sz w:val="24"/>
+              <w:szCs w:val="24"/>
+              <w14:ligatures w14:val="standardContextual"/>
+            </w:rPr>
+          </w:pPr>
+          <w:hyperlink w:anchor="_Toc243384267" w:history="1">
+            <w:r>
+              <w:rPr>
+                <w:rStyle w:val="Hyperlink"/>
+                <w:noProof/>
+                <w:lang w:val="vi-VN"/>
+              </w:rPr>
+              <w:t>4.2 Kịch bản triển khai</w:t>
+            </w:r>
+            <w:r>
+              <w:rPr>
+                <w:noProof/>
+                <w:webHidden/>
+              </w:rPr>
+              <w:tab/>
+            </w:r>
+            <w:r>
+              <w:rPr>
+                <w:noProof/>
+                <w:webHidden/>
+              </w:rPr>
+              <w:fldChar w:fldCharType="begin"/>
+            </w:r>
+            <w:r>
+              <w:rPr>
+                <w:noProof/>
+                <w:webHidden/>
+              </w:rPr>
+              <w:instrText xml:space="preserve"> PAGEREF _Toc243384267 \h </w:instrText>
+            </w:r>
+            <w:r>
+              <w:rPr>
+                <w:noProof/>
+                <w:webHidden/>
+              </w:rPr>
+            </w:r>
+            <w:r>
+              <w:rPr>
+                <w:noProof/>
+                <w:webHidden/>
+              </w:rPr>
+              <w:fldChar w:fldCharType="separate"/>
+            </w:r>
+            <w:r>
+              <w:rPr>
+                <w:noProof/>
+                <w:webHidden/>
+              </w:rPr>
+              <w:t>47</w:t>
             </w:r>
             <w:r>
               <w:rPr>
@@ -2771,7 +3372,7 @@
               <w14:ligatures w14:val="standardContextual"/>
             </w:rPr>
           </w:pPr>
-          <w:hyperlink w:anchor="_Toc242638479" w:history="1">
+          <w:hyperlink w:anchor="_Toc243384268" w:history="1">
             <w:r>
               <w:rPr>
                 <w:rStyle w:val="Hyperlink"/>
@@ -2806,7 +3407,7 @@
                 <w:noProof/>
                 <w:webHidden/>
               </w:rPr>
-              <w:instrText xml:space="preserve"> PAGEREF _Toc242638479 \h </w:instrText>
+              <w:instrText xml:space="preserve"> PAGEREF _Toc243384268 \h </w:instrText>
             </w:r>
             <w:r>
               <w:rPr>
@@ -2826,7 +3427,7 @@
                 <w:noProof/>
                 <w:webHidden/>
               </w:rPr>
-              <w:t>41</w:t>
+              <w:t>48</w:t>
             </w:r>
             <w:r>
               <w:rPr>
@@ -2911,13 +3512,175 @@
           <w14:ligatures w14:val="standardContextual"/>
         </w:rPr>
       </w:pPr>
-      <w:hyperlink w:anchor="_Toc242638660" w:history="1">
+      <w:hyperlink w:anchor="_Toc243384306" w:history="1">
         <w:r>
           <w:rPr>
             <w:rStyle w:val="Hyperlink"/>
             <w:noProof/>
           </w:rPr>
           <w:t>Hình 3.1</w:t>
+        </w:r>
+        <w:r>
+          <w:rPr>
+            <w:rStyle w:val="Hyperlink"/>
+            <w:noProof/>
+            <w:lang w:val="vi-VN"/>
+          </w:rPr>
+          <w:t xml:space="preserve"> Kiến trúc hệ thống</w:t>
+        </w:r>
+        <w:r>
+          <w:rPr>
+            <w:noProof/>
+            <w:webHidden/>
+          </w:rPr>
+          <w:tab/>
+        </w:r>
+        <w:r>
+          <w:rPr>
+            <w:noProof/>
+            <w:webHidden/>
+          </w:rPr>
+          <w:fldChar w:fldCharType="begin"/>
+        </w:r>
+        <w:r>
+          <w:rPr>
+            <w:noProof/>
+            <w:webHidden/>
+          </w:rPr>
+          <w:instrText xml:space="preserve"> PAGEREF _Toc243384306 \h </w:instrText>
+        </w:r>
+        <w:r>
+          <w:rPr>
+            <w:noProof/>
+            <w:webHidden/>
+          </w:rPr>
+        </w:r>
+        <w:r>
+          <w:rPr>
+            <w:noProof/>
+            <w:webHidden/>
+          </w:rPr>
+          <w:fldChar w:fldCharType="separate"/>
+        </w:r>
+        <w:r>
+          <w:rPr>
+            <w:noProof/>
+            <w:webHidden/>
+          </w:rPr>
+          <w:t>26</w:t>
+        </w:r>
+        <w:r>
+          <w:rPr>
+            <w:noProof/>
+            <w:webHidden/>
+          </w:rPr>
+          <w:fldChar w:fldCharType="end"/>
+        </w:r>
+      </w:hyperlink>
+    </w:p>
+    <w:p>
+      <w:pPr>
+        <w:pStyle w:val="TableofFigures"/>
+        <w:tabs>
+          <w:tab w:val="right" w:leader="dot" w:pos="8778"/>
+        </w:tabs>
+        <w:rPr>
+          <w:rFonts w:asciiTheme="minorHAnsi" w:eastAsiaTheme="minorEastAsia" w:hAnsiTheme="minorHAnsi"/>
+          <w:noProof/>
+          <w:kern w:val="2"/>
+          <w:sz w:val="24"/>
+          <w:szCs w:val="24"/>
+          <w14:ligatures w14:val="standardContextual"/>
+        </w:rPr>
+      </w:pPr>
+      <w:hyperlink w:anchor="_Toc243384307" w:history="1">
+        <w:r>
+          <w:rPr>
+            <w:rStyle w:val="Hyperlink"/>
+            <w:noProof/>
+          </w:rPr>
+          <w:t>Hình 3.2</w:t>
+        </w:r>
+        <w:r>
+          <w:rPr>
+            <w:rStyle w:val="Hyperlink"/>
+            <w:noProof/>
+            <w:lang w:val="vi-VN"/>
+          </w:rPr>
+          <w:t xml:space="preserve"> Các thành phần của hệ thống</w:t>
+        </w:r>
+        <w:r>
+          <w:rPr>
+            <w:noProof/>
+            <w:webHidden/>
+          </w:rPr>
+          <w:tab/>
+        </w:r>
+        <w:r>
+          <w:rPr>
+            <w:noProof/>
+            <w:webHidden/>
+          </w:rPr>
+          <w:fldChar w:fldCharType="begin"/>
+        </w:r>
+        <w:r>
+          <w:rPr>
+            <w:noProof/>
+            <w:webHidden/>
+          </w:rPr>
+          <w:instrText xml:space="preserve"> PAGEREF _Toc243384307 \h </w:instrText>
+        </w:r>
+        <w:r>
+          <w:rPr>
+            <w:noProof/>
+            <w:webHidden/>
+          </w:rPr>
+        </w:r>
+        <w:r>
+          <w:rPr>
+            <w:noProof/>
+            <w:webHidden/>
+          </w:rPr>
+          <w:fldChar w:fldCharType="separate"/>
+        </w:r>
+        <w:r>
+          <w:rPr>
+            <w:noProof/>
+            <w:webHidden/>
+          </w:rPr>
+          <w:t>27</w:t>
+        </w:r>
+        <w:r>
+          <w:rPr>
+            <w:noProof/>
+            <w:webHidden/>
+          </w:rPr>
+          <w:fldChar w:fldCharType="end"/>
+        </w:r>
+      </w:hyperlink>
+    </w:p>
+    <w:p>
+      <w:pPr>
+        <w:pStyle w:val="TableofFigures"/>
+        <w:tabs>
+          <w:tab w:val="right" w:leader="dot" w:pos="8778"/>
+        </w:tabs>
+        <w:rPr>
+          <w:rFonts w:asciiTheme="minorHAnsi" w:eastAsiaTheme="minorEastAsia" w:hAnsiTheme="minorHAnsi"/>
+          <w:noProof/>
+          <w:kern w:val="2"/>
+          <w:sz w:val="24"/>
+          <w:szCs w:val="24"/>
+          <w14:ligatures w14:val="standardContextual"/>
+        </w:rPr>
+      </w:pPr>
+      <w:hyperlink w:anchor="_Toc243384308" w:history="1">
+        <w:r>
+          <w:rPr>
+            <w:rStyle w:val="Hyperlink"/>
+            <w:noProof/>
+          </w:rPr>
+          <w:t>Hình 3.3</w:t>
         </w:r>
         <w:r>
           <w:rPr>
@@ -2946,323 +3709,7 @@
             <w:noProof/>
             <w:webHidden/>
           </w:rPr>
-          <w:instrText xml:space="preserve"> PAGEREF _Toc242638660 \h </w:instrText>
-        </w:r>
-        <w:r>
-          <w:rPr>
-            <w:noProof/>
-            <w:webHidden/>
-          </w:rPr>
-        </w:r>
-        <w:r>
-          <w:rPr>
-            <w:noProof/>
-            <w:webHidden/>
-          </w:rPr>
-          <w:fldChar w:fldCharType="separate"/>
-        </w:r>
-        <w:r>
-          <w:rPr>
-            <w:noProof/>
-            <w:webHidden/>
-          </w:rPr>
-          <w:t>19</w:t>
-        </w:r>
-        <w:r>
-          <w:rPr>
-            <w:noProof/>
-            <w:webHidden/>
-          </w:rPr>
-          <w:fldChar w:fldCharType="end"/>
-        </w:r>
-      </w:hyperlink>
-    </w:p>
-    <w:p>
-      <w:pPr>
-        <w:pStyle w:val="TableofFigures"/>
-        <w:tabs>
-          <w:tab w:val="right" w:leader="dot" w:pos="8778"/>
-        </w:tabs>
-        <w:rPr>
-          <w:rFonts w:asciiTheme="minorHAnsi" w:eastAsiaTheme="minorEastAsia" w:hAnsiTheme="minorHAnsi"/>
-          <w:noProof/>
-          <w:kern w:val="2"/>
-          <w:sz w:val="24"/>
-          <w:szCs w:val="24"/>
-          <w14:ligatures w14:val="standardContextual"/>
-        </w:rPr>
-      </w:pPr>
-      <w:hyperlink w:anchor="_Toc242638661" w:history="1">
-        <w:r>
-          <w:rPr>
-            <w:rStyle w:val="Hyperlink"/>
-            <w:noProof/>
-          </w:rPr>
-          <w:t>Hình 3.2 Mô hình triển khai hệ thống</w:t>
-        </w:r>
-        <w:r>
-          <w:rPr>
-            <w:noProof/>
-            <w:webHidden/>
-          </w:rPr>
-          <w:tab/>
-        </w:r>
-        <w:r>
-          <w:rPr>
-            <w:noProof/>
-            <w:webHidden/>
-          </w:rPr>
-          <w:fldChar w:fldCharType="begin"/>
-        </w:r>
-        <w:r>
-          <w:rPr>
-            <w:noProof/>
-            <w:webHidden/>
-          </w:rPr>
-          <w:instrText xml:space="preserve"> PAGEREF _Toc242638661 \h </w:instrText>
-        </w:r>
-        <w:r>
-          <w:rPr>
-            <w:noProof/>
-            <w:webHidden/>
-          </w:rPr>
-        </w:r>
-        <w:r>
-          <w:rPr>
-            <w:noProof/>
-            <w:webHidden/>
-          </w:rPr>
-          <w:fldChar w:fldCharType="separate"/>
-        </w:r>
-        <w:r>
-          <w:rPr>
-            <w:noProof/>
-            <w:webHidden/>
-          </w:rPr>
-          <w:t>20</w:t>
-        </w:r>
-        <w:r>
-          <w:rPr>
-            <w:noProof/>
-            <w:webHidden/>
-          </w:rPr>
-          <w:fldChar w:fldCharType="end"/>
-        </w:r>
-      </w:hyperlink>
-    </w:p>
-    <w:p>
-      <w:pPr>
-        <w:pStyle w:val="TableofFigures"/>
-        <w:tabs>
-          <w:tab w:val="right" w:leader="dot" w:pos="8778"/>
-        </w:tabs>
-        <w:rPr>
-          <w:rFonts w:asciiTheme="minorHAnsi" w:eastAsiaTheme="minorEastAsia" w:hAnsiTheme="minorHAnsi"/>
-          <w:noProof/>
-          <w:kern w:val="2"/>
-          <w:sz w:val="24"/>
-          <w:szCs w:val="24"/>
-          <w14:ligatures w14:val="standardContextual"/>
-        </w:rPr>
-      </w:pPr>
-      <w:hyperlink w:anchor="_Toc242638662" w:history="1">
-        <w:r>
-          <w:rPr>
-            <w:rStyle w:val="Hyperlink"/>
-            <w:noProof/>
-          </w:rPr>
-          <w:t>Hình 3.3</w:t>
-        </w:r>
-        <w:r>
-          <w:rPr>
-            <w:rStyle w:val="Hyperlink"/>
-            <w:noProof/>
-            <w:lang w:val="vi-VN"/>
-          </w:rPr>
-          <w:t xml:space="preserve"> Mô hình ERD</w:t>
-        </w:r>
-        <w:r>
-          <w:rPr>
-            <w:noProof/>
-            <w:webHidden/>
-          </w:rPr>
-          <w:tab/>
-        </w:r>
-        <w:r>
-          <w:rPr>
-            <w:noProof/>
-            <w:webHidden/>
-          </w:rPr>
-          <w:fldChar w:fldCharType="begin"/>
-        </w:r>
-        <w:r>
-          <w:rPr>
-            <w:noProof/>
-            <w:webHidden/>
-          </w:rPr>
-          <w:instrText xml:space="preserve"> PAGEREF _Toc242638662 \h </w:instrText>
-        </w:r>
-        <w:r>
-          <w:rPr>
-            <w:noProof/>
-            <w:webHidden/>
-          </w:rPr>
-        </w:r>
-        <w:r>
-          <w:rPr>
-            <w:noProof/>
-            <w:webHidden/>
-          </w:rPr>
-          <w:fldChar w:fldCharType="separate"/>
-        </w:r>
-        <w:r>
-          <w:rPr>
-            <w:noProof/>
-            <w:webHidden/>
-          </w:rPr>
-          <w:t>21</w:t>
-        </w:r>
-        <w:r>
-          <w:rPr>
-            <w:noProof/>
-            <w:webHidden/>
-          </w:rPr>
-          <w:fldChar w:fldCharType="end"/>
-        </w:r>
-      </w:hyperlink>
-    </w:p>
-    <w:p>
-      <w:pPr>
-        <w:pStyle w:val="TableofFigures"/>
-        <w:tabs>
-          <w:tab w:val="right" w:leader="dot" w:pos="8778"/>
-        </w:tabs>
-        <w:rPr>
-          <w:rFonts w:asciiTheme="minorHAnsi" w:eastAsiaTheme="minorEastAsia" w:hAnsiTheme="minorHAnsi"/>
-          <w:noProof/>
-          <w:kern w:val="2"/>
-          <w:sz w:val="24"/>
-          <w:szCs w:val="24"/>
-          <w14:ligatures w14:val="standardContextual"/>
-        </w:rPr>
-      </w:pPr>
-      <w:hyperlink w:anchor="_Toc242638663" w:history="1">
-        <w:r>
-          <w:rPr>
-            <w:rStyle w:val="Hyperlink"/>
-            <w:noProof/>
-          </w:rPr>
-          <w:t>Hình 3.4</w:t>
-        </w:r>
-        <w:r>
-          <w:rPr>
-            <w:rStyle w:val="Hyperlink"/>
-            <w:noProof/>
-            <w:lang w:val="vi-VN"/>
-          </w:rPr>
-          <w:t xml:space="preserve"> Mô hình DFD mức ngữ cảnh</w:t>
-        </w:r>
-        <w:r>
-          <w:rPr>
-            <w:noProof/>
-            <w:webHidden/>
-          </w:rPr>
-          <w:tab/>
-        </w:r>
-        <w:r>
-          <w:rPr>
-            <w:noProof/>
-            <w:webHidden/>
-          </w:rPr>
-          <w:fldChar w:fldCharType="begin"/>
-        </w:r>
-        <w:r>
-          <w:rPr>
-            <w:noProof/>
-            <w:webHidden/>
-          </w:rPr>
-          <w:instrText xml:space="preserve"> PAGEREF _Toc242638663 \h </w:instrText>
-        </w:r>
-        <w:r>
-          <w:rPr>
-            <w:noProof/>
-            <w:webHidden/>
-          </w:rPr>
-        </w:r>
-        <w:r>
-          <w:rPr>
-            <w:noProof/>
-            <w:webHidden/>
-          </w:rPr>
-          <w:fldChar w:fldCharType="separate"/>
-        </w:r>
-        <w:r>
-          <w:rPr>
-            <w:noProof/>
-            <w:webHidden/>
-          </w:rPr>
-          <w:t>28</w:t>
-        </w:r>
-        <w:r>
-          <w:rPr>
-            <w:noProof/>
-            <w:webHidden/>
-          </w:rPr>
-          <w:fldChar w:fldCharType="end"/>
-        </w:r>
-      </w:hyperlink>
-    </w:p>
-    <w:p>
-      <w:pPr>
-        <w:pStyle w:val="TableofFigures"/>
-        <w:tabs>
-          <w:tab w:val="right" w:leader="dot" w:pos="8778"/>
-        </w:tabs>
-        <w:rPr>
-          <w:rFonts w:asciiTheme="minorHAnsi" w:eastAsiaTheme="minorEastAsia" w:hAnsiTheme="minorHAnsi"/>
-          <w:noProof/>
-          <w:kern w:val="2"/>
-          <w:sz w:val="24"/>
-          <w:szCs w:val="24"/>
-          <w14:ligatures w14:val="standardContextual"/>
-        </w:rPr>
-      </w:pPr>
-      <w:hyperlink w:anchor="_Toc242638664" w:history="1">
-        <w:r>
-          <w:rPr>
-            <w:rStyle w:val="Hyperlink"/>
-            <w:noProof/>
-          </w:rPr>
-          <w:t>Hình 3.5</w:t>
-        </w:r>
-        <w:r>
-          <w:rPr>
-            <w:rStyle w:val="Hyperlink"/>
-            <w:noProof/>
-            <w:lang w:val="vi-VN"/>
-          </w:rPr>
-          <w:t xml:space="preserve"> DFD phân rã chức năng</w:t>
-        </w:r>
-        <w:r>
-          <w:rPr>
-            <w:noProof/>
-            <w:webHidden/>
-          </w:rPr>
-          <w:tab/>
-        </w:r>
-        <w:r>
-          <w:rPr>
-            <w:noProof/>
-            <w:webHidden/>
-          </w:rPr>
-          <w:fldChar w:fldCharType="begin"/>
-        </w:r>
-        <w:r>
-          <w:rPr>
-            <w:noProof/>
-            <w:webHidden/>
-          </w:rPr>
-          <w:instrText xml:space="preserve"> PAGEREF _Toc242638664 \h </w:instrText>
+          <w:instrText xml:space="preserve"> PAGEREF _Toc243384308 \h </w:instrText>
         </w:r>
         <w:r>
           <w:rPr>
@@ -3308,21 +3755,13 @@
           <w14:ligatures w14:val="standardContextual"/>
         </w:rPr>
       </w:pPr>
-      <w:hyperlink w:anchor="_Toc242638665" w:history="1">
+      <w:hyperlink w:anchor="_Toc243384309" w:history="1">
         <w:r>
           <w:rPr>
             <w:rStyle w:val="Hyperlink"/>
             <w:noProof/>
           </w:rPr>
-          <w:t>Hình 3.6</w:t>
-        </w:r>
-        <w:r>
-          <w:rPr>
-            <w:rStyle w:val="Hyperlink"/>
-            <w:noProof/>
-            <w:lang w:val="vi-VN"/>
-          </w:rPr>
-          <w:t xml:space="preserve"> Sơ đồ DFD mức 0</w:t>
+          <w:t>Hình 3.4 Mô hình triển khai hệ thống</w:t>
         </w:r>
         <w:r>
           <w:rPr>
@@ -3343,7 +3782,7 @@
             <w:noProof/>
             <w:webHidden/>
           </w:rPr>
-          <w:instrText xml:space="preserve"> PAGEREF _Toc242638665 \h </w:instrText>
+          <w:instrText xml:space="preserve"> PAGEREF _Toc243384309 \h </w:instrText>
         </w:r>
         <w:r>
           <w:rPr>
@@ -3389,13 +3828,337 @@
           <w14:ligatures w14:val="standardContextual"/>
         </w:rPr>
       </w:pPr>
-      <w:hyperlink w:anchor="_Toc242638666" w:history="1">
+      <w:hyperlink w:anchor="_Toc243384310" w:history="1">
+        <w:r>
+          <w:rPr>
+            <w:rStyle w:val="Hyperlink"/>
+            <w:noProof/>
+          </w:rPr>
+          <w:t>Hình 3.5</w:t>
+        </w:r>
+        <w:r>
+          <w:rPr>
+            <w:rStyle w:val="Hyperlink"/>
+            <w:noProof/>
+            <w:lang w:val="vi-VN"/>
+          </w:rPr>
+          <w:t xml:space="preserve"> Mô hình ERD</w:t>
+        </w:r>
+        <w:r>
+          <w:rPr>
+            <w:noProof/>
+            <w:webHidden/>
+          </w:rPr>
+          <w:tab/>
+        </w:r>
+        <w:r>
+          <w:rPr>
+            <w:noProof/>
+            <w:webHidden/>
+          </w:rPr>
+          <w:fldChar w:fldCharType="begin"/>
+        </w:r>
+        <w:r>
+          <w:rPr>
+            <w:noProof/>
+            <w:webHidden/>
+          </w:rPr>
+          <w:instrText xml:space="preserve"> PAGEREF _Toc243384310 \h </w:instrText>
+        </w:r>
+        <w:r>
+          <w:rPr>
+            <w:noProof/>
+            <w:webHidden/>
+          </w:rPr>
+        </w:r>
+        <w:r>
+          <w:rPr>
+            <w:noProof/>
+            <w:webHidden/>
+          </w:rPr>
+          <w:fldChar w:fldCharType="separate"/>
+        </w:r>
+        <w:r>
+          <w:rPr>
+            <w:noProof/>
+            <w:webHidden/>
+          </w:rPr>
+          <w:t>30</w:t>
+        </w:r>
+        <w:r>
+          <w:rPr>
+            <w:noProof/>
+            <w:webHidden/>
+          </w:rPr>
+          <w:fldChar w:fldCharType="end"/>
+        </w:r>
+      </w:hyperlink>
+    </w:p>
+    <w:p>
+      <w:pPr>
+        <w:pStyle w:val="TableofFigures"/>
+        <w:tabs>
+          <w:tab w:val="right" w:leader="dot" w:pos="8778"/>
+        </w:tabs>
+        <w:rPr>
+          <w:rFonts w:asciiTheme="minorHAnsi" w:eastAsiaTheme="minorEastAsia" w:hAnsiTheme="minorHAnsi"/>
+          <w:noProof/>
+          <w:kern w:val="2"/>
+          <w:sz w:val="24"/>
+          <w:szCs w:val="24"/>
+          <w14:ligatures w14:val="standardContextual"/>
+        </w:rPr>
+      </w:pPr>
+      <w:hyperlink w:anchor="_Toc243384311" w:history="1">
+        <w:r>
+          <w:rPr>
+            <w:rStyle w:val="Hyperlink"/>
+            <w:noProof/>
+          </w:rPr>
+          <w:t>Hình 3.6</w:t>
+        </w:r>
+        <w:r>
+          <w:rPr>
+            <w:rStyle w:val="Hyperlink"/>
+            <w:noProof/>
+            <w:lang w:val="vi-VN"/>
+          </w:rPr>
+          <w:t xml:space="preserve"> Mô hình DFD mức ngữ cảnh</w:t>
+        </w:r>
+        <w:r>
+          <w:rPr>
+            <w:noProof/>
+            <w:webHidden/>
+          </w:rPr>
+          <w:tab/>
+        </w:r>
+        <w:r>
+          <w:rPr>
+            <w:noProof/>
+            <w:webHidden/>
+          </w:rPr>
+          <w:fldChar w:fldCharType="begin"/>
+        </w:r>
+        <w:r>
+          <w:rPr>
+            <w:noProof/>
+            <w:webHidden/>
+          </w:rPr>
+          <w:instrText xml:space="preserve"> PAGEREF _Toc243384311 \h </w:instrText>
+        </w:r>
+        <w:r>
+          <w:rPr>
+            <w:noProof/>
+            <w:webHidden/>
+          </w:rPr>
+        </w:r>
+        <w:r>
+          <w:rPr>
+            <w:noProof/>
+            <w:webHidden/>
+          </w:rPr>
+          <w:fldChar w:fldCharType="separate"/>
+        </w:r>
+        <w:r>
+          <w:rPr>
+            <w:noProof/>
+            <w:webHidden/>
+          </w:rPr>
+          <w:t>36</w:t>
+        </w:r>
+        <w:r>
+          <w:rPr>
+            <w:noProof/>
+            <w:webHidden/>
+          </w:rPr>
+          <w:fldChar w:fldCharType="end"/>
+        </w:r>
+      </w:hyperlink>
+    </w:p>
+    <w:p>
+      <w:pPr>
+        <w:pStyle w:val="TableofFigures"/>
+        <w:tabs>
+          <w:tab w:val="right" w:leader="dot" w:pos="8778"/>
+        </w:tabs>
+        <w:rPr>
+          <w:rFonts w:asciiTheme="minorHAnsi" w:eastAsiaTheme="minorEastAsia" w:hAnsiTheme="minorHAnsi"/>
+          <w:noProof/>
+          <w:kern w:val="2"/>
+          <w:sz w:val="24"/>
+          <w:szCs w:val="24"/>
+          <w14:ligatures w14:val="standardContextual"/>
+        </w:rPr>
+      </w:pPr>
+      <w:hyperlink w:anchor="_Toc243384312" w:history="1">
         <w:r>
           <w:rPr>
             <w:rStyle w:val="Hyperlink"/>
             <w:noProof/>
           </w:rPr>
           <w:t>Hình 3.7</w:t>
+        </w:r>
+        <w:r>
+          <w:rPr>
+            <w:rStyle w:val="Hyperlink"/>
+            <w:noProof/>
+            <w:lang w:val="vi-VN"/>
+          </w:rPr>
+          <w:t xml:space="preserve"> Sơ đồ DFD mức 0</w:t>
+        </w:r>
+        <w:r>
+          <w:rPr>
+            <w:noProof/>
+            <w:webHidden/>
+          </w:rPr>
+          <w:tab/>
+        </w:r>
+        <w:r>
+          <w:rPr>
+            <w:noProof/>
+            <w:webHidden/>
+          </w:rPr>
+          <w:fldChar w:fldCharType="begin"/>
+        </w:r>
+        <w:r>
+          <w:rPr>
+            <w:noProof/>
+            <w:webHidden/>
+          </w:rPr>
+          <w:instrText xml:space="preserve"> PAGEREF _Toc243384312 \h </w:instrText>
+        </w:r>
+        <w:r>
+          <w:rPr>
+            <w:noProof/>
+            <w:webHidden/>
+          </w:rPr>
+        </w:r>
+        <w:r>
+          <w:rPr>
+            <w:noProof/>
+            <w:webHidden/>
+          </w:rPr>
+          <w:fldChar w:fldCharType="separate"/>
+        </w:r>
+        <w:r>
+          <w:rPr>
+            <w:noProof/>
+            <w:webHidden/>
+          </w:rPr>
+          <w:t>37</w:t>
+        </w:r>
+        <w:r>
+          <w:rPr>
+            <w:noProof/>
+            <w:webHidden/>
+          </w:rPr>
+          <w:fldChar w:fldCharType="end"/>
+        </w:r>
+      </w:hyperlink>
+    </w:p>
+    <w:p>
+      <w:pPr>
+        <w:pStyle w:val="TableofFigures"/>
+        <w:tabs>
+          <w:tab w:val="right" w:leader="dot" w:pos="8778"/>
+        </w:tabs>
+        <w:rPr>
+          <w:rFonts w:asciiTheme="minorHAnsi" w:eastAsiaTheme="minorEastAsia" w:hAnsiTheme="minorHAnsi"/>
+          <w:noProof/>
+          <w:kern w:val="2"/>
+          <w:sz w:val="24"/>
+          <w:szCs w:val="24"/>
+          <w14:ligatures w14:val="standardContextual"/>
+        </w:rPr>
+      </w:pPr>
+      <w:hyperlink w:anchor="_Toc243384313" w:history="1">
+        <w:r>
+          <w:rPr>
+            <w:rStyle w:val="Hyperlink"/>
+            <w:noProof/>
+          </w:rPr>
+          <w:t>Hình 3.8</w:t>
+        </w:r>
+        <w:r>
+          <w:rPr>
+            <w:rStyle w:val="Hyperlink"/>
+            <w:noProof/>
+            <w:lang w:val="vi-VN"/>
+          </w:rPr>
+          <w:t xml:space="preserve"> Sơ đồ DFD quản lý tài khoản</w:t>
+        </w:r>
+        <w:r>
+          <w:rPr>
+            <w:noProof/>
+            <w:webHidden/>
+          </w:rPr>
+          <w:tab/>
+        </w:r>
+        <w:r>
+          <w:rPr>
+            <w:noProof/>
+            <w:webHidden/>
+          </w:rPr>
+          <w:fldChar w:fldCharType="begin"/>
+        </w:r>
+        <w:r>
+          <w:rPr>
+            <w:noProof/>
+            <w:webHidden/>
+          </w:rPr>
+          <w:instrText xml:space="preserve"> PAGEREF _Toc243384313 \h </w:instrText>
+        </w:r>
+        <w:r>
+          <w:rPr>
+            <w:noProof/>
+            <w:webHidden/>
+          </w:rPr>
+        </w:r>
+        <w:r>
+          <w:rPr>
+            <w:noProof/>
+            <w:webHidden/>
+          </w:rPr>
+          <w:fldChar w:fldCharType="separate"/>
+        </w:r>
+        <w:r>
+          <w:rPr>
+            <w:noProof/>
+            <w:webHidden/>
+          </w:rPr>
+          <w:t>38</w:t>
+        </w:r>
+        <w:r>
+          <w:rPr>
+            <w:noProof/>
+            <w:webHidden/>
+          </w:rPr>
+          <w:fldChar w:fldCharType="end"/>
+        </w:r>
+      </w:hyperlink>
+    </w:p>
+    <w:p>
+      <w:pPr>
+        <w:pStyle w:val="TableofFigures"/>
+        <w:tabs>
+          <w:tab w:val="right" w:leader="dot" w:pos="8778"/>
+        </w:tabs>
+        <w:rPr>
+          <w:rFonts w:asciiTheme="minorHAnsi" w:eastAsiaTheme="minorEastAsia" w:hAnsiTheme="minorHAnsi"/>
+          <w:noProof/>
+          <w:kern w:val="2"/>
+          <w:sz w:val="24"/>
+          <w:szCs w:val="24"/>
+          <w14:ligatures w14:val="standardContextual"/>
+        </w:rPr>
+      </w:pPr>
+      <w:hyperlink w:anchor="_Toc243384314" w:history="1">
+        <w:r>
+          <w:rPr>
+            <w:rStyle w:val="Hyperlink"/>
+            <w:noProof/>
+          </w:rPr>
+          <w:t>Hình 3.9</w:t>
         </w:r>
         <w:r>
           <w:rPr>
@@ -3424,7 +4187,7 @@
             <w:noProof/>
             <w:webHidden/>
           </w:rPr>
-          <w:instrText xml:space="preserve"> PAGEREF _Toc242638666 \h </w:instrText>
+          <w:instrText xml:space="preserve"> PAGEREF _Toc243384314 \h </w:instrText>
         </w:r>
         <w:r>
           <w:rPr>
@@ -3444,7 +4207,7 @@
             <w:noProof/>
             <w:webHidden/>
           </w:rPr>
-          <w:t>31</w:t>
+          <w:t>39</w:t>
         </w:r>
         <w:r>
           <w:rPr>
@@ -3470,94 +4233,13 @@
           <w14:ligatures w14:val="standardContextual"/>
         </w:rPr>
       </w:pPr>
-      <w:hyperlink w:anchor="_Toc242638667" w:history="1">
+      <w:hyperlink w:anchor="_Toc243384315" w:history="1">
         <w:r>
           <w:rPr>
             <w:rStyle w:val="Hyperlink"/>
             <w:noProof/>
           </w:rPr>
-          <w:t>Hình 3.8</w:t>
-        </w:r>
-        <w:r>
-          <w:rPr>
-            <w:rStyle w:val="Hyperlink"/>
-            <w:noProof/>
-            <w:lang w:val="vi-VN"/>
-          </w:rPr>
-          <w:t xml:space="preserve"> Sơ đồ DFD quản lý giỏ hàng</w:t>
-        </w:r>
-        <w:r>
-          <w:rPr>
-            <w:noProof/>
-            <w:webHidden/>
-          </w:rPr>
-          <w:tab/>
-        </w:r>
-        <w:r>
-          <w:rPr>
-            <w:noProof/>
-            <w:webHidden/>
-          </w:rPr>
-          <w:fldChar w:fldCharType="begin"/>
-        </w:r>
-        <w:r>
-          <w:rPr>
-            <w:noProof/>
-            <w:webHidden/>
-          </w:rPr>
-          <w:instrText xml:space="preserve"> PAGEREF _Toc242638667 \h </w:instrText>
-        </w:r>
-        <w:r>
-          <w:rPr>
-            <w:noProof/>
-            <w:webHidden/>
-          </w:rPr>
-        </w:r>
-        <w:r>
-          <w:rPr>
-            <w:noProof/>
-            <w:webHidden/>
-          </w:rPr>
-          <w:fldChar w:fldCharType="separate"/>
-        </w:r>
-        <w:r>
-          <w:rPr>
-            <w:noProof/>
-            <w:webHidden/>
-          </w:rPr>
-          <w:t>32</w:t>
-        </w:r>
-        <w:r>
-          <w:rPr>
-            <w:noProof/>
-            <w:webHidden/>
-          </w:rPr>
-          <w:fldChar w:fldCharType="end"/>
-        </w:r>
-      </w:hyperlink>
-    </w:p>
-    <w:p>
-      <w:pPr>
-        <w:pStyle w:val="TableofFigures"/>
-        <w:tabs>
-          <w:tab w:val="right" w:leader="dot" w:pos="8778"/>
-        </w:tabs>
-        <w:rPr>
-          <w:rFonts w:asciiTheme="minorHAnsi" w:eastAsiaTheme="minorEastAsia" w:hAnsiTheme="minorHAnsi"/>
-          <w:noProof/>
-          <w:kern w:val="2"/>
-          <w:sz w:val="24"/>
-          <w:szCs w:val="24"/>
-          <w14:ligatures w14:val="standardContextual"/>
-        </w:rPr>
-      </w:pPr>
-      <w:hyperlink w:anchor="_Toc242638668" w:history="1">
-        <w:r>
-          <w:rPr>
-            <w:rStyle w:val="Hyperlink"/>
-            <w:noProof/>
-          </w:rPr>
-          <w:t>Hình 3.9</w:t>
+          <w:t>Hình 3.10</w:t>
         </w:r>
         <w:r>
           <w:rPr>
@@ -3586,7 +4268,7 @@
             <w:noProof/>
             <w:webHidden/>
           </w:rPr>
-          <w:instrText xml:space="preserve"> PAGEREF _Toc242638668 \h </w:instrText>
+          <w:instrText xml:space="preserve"> PAGEREF _Toc243384315 \h </w:instrText>
         </w:r>
         <w:r>
           <w:rPr>
@@ -3606,7 +4288,7 @@
             <w:noProof/>
             <w:webHidden/>
           </w:rPr>
-          <w:t>33</w:t>
+          <w:t>40</w:t>
         </w:r>
         <w:r>
           <w:rPr>
@@ -3632,88 +4314,7 @@
           <w14:ligatures w14:val="standardContextual"/>
         </w:rPr>
       </w:pPr>
-      <w:hyperlink w:anchor="_Toc242638669" w:history="1">
-        <w:r>
-          <w:rPr>
-            <w:rStyle w:val="Hyperlink"/>
-            <w:noProof/>
-          </w:rPr>
-          <w:t>Hình 3.10</w:t>
-        </w:r>
-        <w:r>
-          <w:rPr>
-            <w:rStyle w:val="Hyperlink"/>
-            <w:noProof/>
-            <w:lang w:val="vi-VN"/>
-          </w:rPr>
-          <w:t xml:space="preserve"> Sơ đồ DFD xử lý đơn hàng</w:t>
-        </w:r>
-        <w:r>
-          <w:rPr>
-            <w:noProof/>
-            <w:webHidden/>
-          </w:rPr>
-          <w:tab/>
-        </w:r>
-        <w:r>
-          <w:rPr>
-            <w:noProof/>
-            <w:webHidden/>
-          </w:rPr>
-          <w:fldChar w:fldCharType="begin"/>
-        </w:r>
-        <w:r>
-          <w:rPr>
-            <w:noProof/>
-            <w:webHidden/>
-          </w:rPr>
-          <w:instrText xml:space="preserve"> PAGEREF _Toc242638669 \h </w:instrText>
-        </w:r>
-        <w:r>
-          <w:rPr>
-            <w:noProof/>
-            <w:webHidden/>
-          </w:rPr>
-        </w:r>
-        <w:r>
-          <w:rPr>
-            <w:noProof/>
-            <w:webHidden/>
-          </w:rPr>
-          <w:fldChar w:fldCharType="separate"/>
-        </w:r>
-        <w:r>
-          <w:rPr>
-            <w:noProof/>
-            <w:webHidden/>
-          </w:rPr>
-          <w:t>34</w:t>
-        </w:r>
-        <w:r>
-          <w:rPr>
-            <w:noProof/>
-            <w:webHidden/>
-          </w:rPr>
-          <w:fldChar w:fldCharType="end"/>
-        </w:r>
-      </w:hyperlink>
-    </w:p>
-    <w:p>
-      <w:pPr>
-        <w:pStyle w:val="TableofFigures"/>
-        <w:tabs>
-          <w:tab w:val="right" w:leader="dot" w:pos="8778"/>
-        </w:tabs>
-        <w:rPr>
-          <w:rFonts w:asciiTheme="minorHAnsi" w:eastAsiaTheme="minorEastAsia" w:hAnsiTheme="minorHAnsi"/>
-          <w:noProof/>
-          <w:kern w:val="2"/>
-          <w:sz w:val="24"/>
-          <w:szCs w:val="24"/>
-          <w14:ligatures w14:val="standardContextual"/>
-        </w:rPr>
-      </w:pPr>
-      <w:hyperlink w:anchor="_Toc242638670" w:history="1">
+      <w:hyperlink w:anchor="_Toc243384316" w:history="1">
         <w:r>
           <w:rPr>
             <w:rStyle w:val="Hyperlink"/>
@@ -3748,7 +4349,7 @@
             <w:noProof/>
             <w:webHidden/>
           </w:rPr>
-          <w:instrText xml:space="preserve"> PAGEREF _Toc242638670 \h </w:instrText>
+          <w:instrText xml:space="preserve"> PAGEREF _Toc243384316 \h </w:instrText>
         </w:r>
         <w:r>
           <w:rPr>
@@ -3768,7 +4369,7 @@
             <w:noProof/>
             <w:webHidden/>
           </w:rPr>
-          <w:t>34</w:t>
+          <w:t>40</w:t>
         </w:r>
         <w:r>
           <w:rPr>
@@ -3794,7 +4395,7 @@
           <w14:ligatures w14:val="standardContextual"/>
         </w:rPr>
       </w:pPr>
-      <w:hyperlink w:anchor="_Toc242638671" w:history="1">
+      <w:hyperlink w:anchor="_Toc243384317" w:history="1">
         <w:r>
           <w:rPr>
             <w:rStyle w:val="Hyperlink"/>
@@ -3829,7 +4430,7 @@
             <w:noProof/>
             <w:webHidden/>
           </w:rPr>
-          <w:instrText xml:space="preserve"> PAGEREF _Toc242638671 \h </w:instrText>
+          <w:instrText xml:space="preserve"> PAGEREF _Toc243384317 \h </w:instrText>
         </w:r>
         <w:r>
           <w:rPr>
@@ -3849,7 +4450,7 @@
             <w:noProof/>
             <w:webHidden/>
           </w:rPr>
-          <w:t>35</w:t>
+          <w:t>41</w:t>
         </w:r>
         <w:r>
           <w:rPr>
@@ -3875,7 +4476,7 @@
           <w14:ligatures w14:val="standardContextual"/>
         </w:rPr>
       </w:pPr>
-      <w:hyperlink w:anchor="_Toc242638672" w:history="1">
+      <w:hyperlink w:anchor="_Toc243384318" w:history="1">
         <w:r>
           <w:rPr>
             <w:rStyle w:val="Hyperlink"/>
@@ -3910,7 +4511,7 @@
             <w:noProof/>
             <w:webHidden/>
           </w:rPr>
-          <w:instrText xml:space="preserve"> PAGEREF _Toc242638672 \h </w:instrText>
+          <w:instrText xml:space="preserve"> PAGEREF _Toc243384318 \h </w:instrText>
         </w:r>
         <w:r>
           <w:rPr>
@@ -3930,7 +4531,7 @@
             <w:noProof/>
             <w:webHidden/>
           </w:rPr>
-          <w:t>35</w:t>
+          <w:t>41</w:t>
         </w:r>
         <w:r>
           <w:rPr>
@@ -3956,7 +4557,7 @@
           <w14:ligatures w14:val="standardContextual"/>
         </w:rPr>
       </w:pPr>
-      <w:hyperlink w:anchor="_Toc242638673" w:history="1">
+      <w:hyperlink w:anchor="_Toc243384319" w:history="1">
         <w:r>
           <w:rPr>
             <w:rStyle w:val="Hyperlink"/>
@@ -3991,7 +4592,7 @@
             <w:noProof/>
             <w:webHidden/>
           </w:rPr>
-          <w:instrText xml:space="preserve"> PAGEREF _Toc242638673 \h </w:instrText>
+          <w:instrText xml:space="preserve"> PAGEREF _Toc243384319 \h </w:instrText>
         </w:r>
         <w:r>
           <w:rPr>
@@ -4011,7 +4612,7 @@
             <w:noProof/>
             <w:webHidden/>
           </w:rPr>
-          <w:t>36</w:t>
+          <w:t>42</w:t>
         </w:r>
         <w:r>
           <w:rPr>
@@ -4037,7 +4638,7 @@
           <w14:ligatures w14:val="standardContextual"/>
         </w:rPr>
       </w:pPr>
-      <w:hyperlink w:anchor="_Toc242638674" w:history="1">
+      <w:hyperlink w:anchor="_Toc243384320" w:history="1">
         <w:r>
           <w:rPr>
             <w:rStyle w:val="Hyperlink"/>
@@ -4072,7 +4673,7 @@
             <w:noProof/>
             <w:webHidden/>
           </w:rPr>
-          <w:instrText xml:space="preserve"> PAGEREF _Toc242638674 \h </w:instrText>
+          <w:instrText xml:space="preserve"> PAGEREF _Toc243384320 \h </w:instrText>
         </w:r>
         <w:r>
           <w:rPr>
@@ -4092,7 +4693,7 @@
             <w:noProof/>
             <w:webHidden/>
           </w:rPr>
-          <w:t>37</w:t>
+          <w:t>43</w:t>
         </w:r>
         <w:r>
           <w:rPr>
@@ -4118,7 +4719,7 @@
           <w14:ligatures w14:val="standardContextual"/>
         </w:rPr>
       </w:pPr>
-      <w:hyperlink w:anchor="_Toc242638675" w:history="1">
+      <w:hyperlink w:anchor="_Toc243384321" w:history="1">
         <w:r>
           <w:rPr>
             <w:rStyle w:val="Hyperlink"/>
@@ -4153,7 +4754,7 @@
             <w:noProof/>
             <w:webHidden/>
           </w:rPr>
-          <w:instrText xml:space="preserve"> PAGEREF _Toc242638675 \h </w:instrText>
+          <w:instrText xml:space="preserve"> PAGEREF _Toc243384321 \h </w:instrText>
         </w:r>
         <w:r>
           <w:rPr>
@@ -4173,7 +4774,7 @@
             <w:noProof/>
             <w:webHidden/>
           </w:rPr>
-          <w:t>37</w:t>
+          <w:t>43</w:t>
         </w:r>
         <w:r>
           <w:rPr>
@@ -4199,7 +4800,7 @@
           <w14:ligatures w14:val="standardContextual"/>
         </w:rPr>
       </w:pPr>
-      <w:hyperlink w:anchor="_Toc242638676" w:history="1">
+      <w:hyperlink w:anchor="_Toc243384322" w:history="1">
         <w:r>
           <w:rPr>
             <w:rStyle w:val="Hyperlink"/>
@@ -4234,7 +4835,7 @@
             <w:noProof/>
             <w:webHidden/>
           </w:rPr>
-          <w:instrText xml:space="preserve"> PAGEREF _Toc242638676 \h </w:instrText>
+          <w:instrText xml:space="preserve"> PAGEREF _Toc243384322 \h </w:instrText>
         </w:r>
         <w:r>
           <w:rPr>
@@ -4254,7 +4855,7 @@
             <w:noProof/>
             <w:webHidden/>
           </w:rPr>
-          <w:t>38</w:t>
+          <w:t>44</w:t>
         </w:r>
         <w:r>
           <w:rPr>
@@ -4280,7 +4881,7 @@
           <w14:ligatures w14:val="standardContextual"/>
         </w:rPr>
       </w:pPr>
-      <w:hyperlink w:anchor="_Toc242638677" w:history="1">
+      <w:hyperlink w:anchor="_Toc243384323" w:history="1">
         <w:r>
           <w:rPr>
             <w:rStyle w:val="Hyperlink"/>
@@ -4315,7 +4916,7 @@
             <w:noProof/>
             <w:webHidden/>
           </w:rPr>
-          <w:instrText xml:space="preserve"> PAGEREF _Toc242638677 \h </w:instrText>
+          <w:instrText xml:space="preserve"> PAGEREF _Toc243384323 \h </w:instrText>
         </w:r>
         <w:r>
           <w:rPr>
@@ -4335,7 +4936,7 @@
             <w:noProof/>
             <w:webHidden/>
           </w:rPr>
-          <w:t>39</w:t>
+          <w:t>45</w:t>
         </w:r>
         <w:r>
           <w:rPr>
@@ -4450,7 +5051,7 @@
             <w:noProof/>
             <w:webHidden/>
           </w:rPr>
-          <w:t>21</w:t>
+          <w:t>31</w:t>
         </w:r>
         <w:r>
           <w:rPr>
@@ -4531,7 +5132,7 @@
             <w:noProof/>
             <w:webHidden/>
           </w:rPr>
-          <w:t>22</w:t>
+          <w:t>31</w:t>
         </w:r>
         <w:r>
           <w:rPr>
@@ -4612,7 +5213,7 @@
             <w:noProof/>
             <w:webHidden/>
           </w:rPr>
-          <w:t>22</w:t>
+          <w:t>32</w:t>
         </w:r>
         <w:r>
           <w:rPr>
@@ -4693,7 +5294,7 @@
             <w:noProof/>
             <w:webHidden/>
           </w:rPr>
-          <w:t>23</w:t>
+          <w:t>32</w:t>
         </w:r>
         <w:r>
           <w:rPr>
@@ -4774,7 +5375,7 @@
             <w:noProof/>
             <w:webHidden/>
           </w:rPr>
-          <w:t>24</w:t>
+          <w:t>33</w:t>
         </w:r>
         <w:r>
           <w:rPr>
@@ -4855,7 +5456,7 @@
             <w:noProof/>
             <w:webHidden/>
           </w:rPr>
-          <w:t>24</w:t>
+          <w:t>33</w:t>
         </w:r>
         <w:r>
           <w:rPr>
@@ -4936,7 +5537,7 @@
             <w:noProof/>
             <w:webHidden/>
           </w:rPr>
-          <w:t>25</w:t>
+          <w:t>34</w:t>
         </w:r>
         <w:r>
           <w:rPr>
@@ -5017,7 +5618,7 @@
             <w:noProof/>
             <w:webHidden/>
           </w:rPr>
-          <w:t>26</w:t>
+          <w:t>34</w:t>
         </w:r>
         <w:r>
           <w:rPr>
@@ -5098,7 +5699,7 @@
             <w:noProof/>
             <w:webHidden/>
           </w:rPr>
-          <w:t>27</w:t>
+          <w:t>35</w:t>
         </w:r>
         <w:r>
           <w:rPr>
@@ -5170,7 +5771,7 @@
       <w:pPr>
         <w:pStyle w:val="Heading1"/>
       </w:pPr>
-      <w:bookmarkStart w:id="0" w:name="_Toc242638455"/>
+      <w:bookmarkStart w:id="0" w:name="_Toc243384236"/>
       <w:r>
         <w:t>Tổng</w:t>
       </w:r>
@@ -5200,7 +5801,7 @@
       <w:pPr>
         <w:pStyle w:val="Heading1"/>
       </w:pPr>
-      <w:bookmarkStart w:id="1" w:name="_Toc242638456"/>
+      <w:bookmarkStart w:id="1" w:name="_Toc243384237"/>
       <w:r>
         <w:lastRenderedPageBreak/>
         <w:t>CƠ SỞ LÝ THUYẾT</w:t>
@@ -5214,12 +5815,14 @@
           <w:lang w:val="vi-VN"/>
         </w:rPr>
       </w:pPr>
+      <w:bookmarkStart w:id="2" w:name="_Toc243384238"/>
       <w:r>
         <w:rPr>
           <w:lang w:val="vi-VN"/>
         </w:rPr>
         <w:t>Môi trường phát triển</w:t>
       </w:r>
+      <w:bookmarkEnd w:id="2"/>
     </w:p>
     <w:p>
       <w:pPr>
@@ -5228,9 +5831,11 @@
           <w:lang w:val="vi-VN"/>
         </w:rPr>
       </w:pPr>
+      <w:bookmarkStart w:id="3" w:name="_Toc243384239"/>
       <w:r>
         <w:t>Visual Studio Code</w:t>
       </w:r>
+      <w:bookmarkEnd w:id="3"/>
     </w:p>
     <w:p>
       <w:pPr>
@@ -5272,12 +5877,14 @@
           <w:lang w:val="vi-VN"/>
         </w:rPr>
       </w:pPr>
+      <w:bookmarkStart w:id="4" w:name="_Toc243384240"/>
       <w:r>
         <w:rPr>
           <w:lang w:val="vi-VN"/>
         </w:rPr>
         <w:t>Docker</w:t>
       </w:r>
+      <w:bookmarkEnd w:id="4"/>
     </w:p>
     <w:p>
       <w:pPr>
@@ -5686,12 +6293,14 @@
           <w:lang w:val="vi-VN"/>
         </w:rPr>
       </w:pPr>
+      <w:bookmarkStart w:id="5" w:name="_Toc243384241"/>
       <w:r>
         <w:rPr>
           <w:lang w:val="vi-VN"/>
         </w:rPr>
         <w:t>Công nghệ sử dụng</w:t>
       </w:r>
+      <w:bookmarkEnd w:id="5"/>
     </w:p>
     <w:p>
       <w:pPr>
@@ -5700,12 +6309,14 @@
           <w:lang w:val="vi-VN"/>
         </w:rPr>
       </w:pPr>
+      <w:bookmarkStart w:id="6" w:name="_Toc243384242"/>
       <w:r>
         <w:rPr>
           <w:lang w:val="vi-VN"/>
         </w:rPr>
         <w:t>HTML</w:t>
       </w:r>
+      <w:bookmarkEnd w:id="6"/>
     </w:p>
     <w:p>
       <w:pPr>
@@ -7163,6 +7774,7 @@
           <w:lang w:val="vi-VN"/>
         </w:rPr>
       </w:pPr>
+      <w:bookmarkStart w:id="7" w:name="_Toc243384243"/>
       <w:r>
         <w:rPr>
           <w:rStyle w:val="Strong"/>
@@ -7175,6 +7787,7 @@
         </w:rPr>
         <w:t>Bootstrap</w:t>
       </w:r>
+      <w:bookmarkEnd w:id="7"/>
     </w:p>
     <w:p>
       <w:pPr>
@@ -7675,6 +8288,9 @@
     <w:p>
       <w:pPr>
         <w:pStyle w:val="NOIDUNG"/>
+        <w:rPr>
+          <w:lang w:val="vi-VN"/>
+        </w:rPr>
       </w:pPr>
       <w:r>
         <w:rPr>
@@ -7689,14 +8305,643 @@
     </w:p>
     <w:p>
       <w:pPr>
+        <w:pStyle w:val="Heading3"/>
+        <w:rPr>
+          <w:lang w:val="vi-VN"/>
+        </w:rPr>
+      </w:pPr>
+      <w:bookmarkStart w:id="8" w:name="_Toc243384244"/>
+      <w:r>
+        <w:rPr>
+          <w:lang w:val="vi-VN"/>
+        </w:rPr>
+        <w:lastRenderedPageBreak/>
+        <w:t>Javascript</w:t>
+      </w:r>
+      <w:bookmarkEnd w:id="8"/>
+    </w:p>
+    <w:p>
+      <w:pPr>
+        <w:pStyle w:val="Heading4"/>
+        <w:rPr>
+          <w:lang w:val="vi-VN"/>
+        </w:rPr>
+      </w:pPr>
+      <w:r>
+        <w:rPr>
+          <w:lang w:val="vi-VN"/>
+        </w:rPr>
+        <w:t xml:space="preserve">Định nghĩa </w:t>
+      </w:r>
+    </w:p>
+    <w:p>
+      <w:pPr>
         <w:pStyle w:val="NOIDUNG"/>
         <w:rPr>
           <w:lang w:val="vi-VN"/>
         </w:rPr>
       </w:pPr>
-    </w:p>
-    <w:p>
-      <w:pPr>
+      <w:r>
+        <w:t>Javascript chính là một ngôn ngữ lập trình web rất phổ biến ngày nay. Javascript được tích hợp đồng thời nhúng vào HTML để hỗ trợ cho website trở nên sống động hơn. Chúng cũng đóng vai trò tương tự như một phần của website, cho phép Client-side Script từ người dùng tương tự máy chủ (Nodejs) để tạo ra những website động.</w:t>
+      </w:r>
+    </w:p>
+    <w:p>
+      <w:pPr>
+        <w:rPr>
+          <w:lang w:val="vi-VN"/>
+        </w:rPr>
+      </w:pPr>
+      <w:r>
+        <w:rPr>
+          <w:noProof/>
+          <w:lang w:val="vi-VN"/>
+        </w:rPr>
+        <w:drawing>
+          <wp:inline distT="0" distB="0" distL="0" distR="0" wp14:anchorId="2B7FFDFD" wp14:editId="4A27290C">
+            <wp:extent cx="5580380" cy="3082925"/>
+            <wp:effectExtent l="0" t="0" r="1270" b="3175"/>
+            <wp:docPr id="813790809" name="Picture 9"/>
+            <wp:cNvGraphicFramePr>
+              <a:graphicFrameLocks xmlns:a="http://schemas.openxmlformats.org/drawingml/2006/main" noChangeAspect="1"/>
+            </wp:cNvGraphicFramePr>
+            <a:graphic xmlns:a="http://schemas.openxmlformats.org/drawingml/2006/main">
+              <a:graphicData uri="http://schemas.openxmlformats.org/drawingml/2006/picture">
+                <pic:pic xmlns:pic="http://schemas.openxmlformats.org/drawingml/2006/picture">
+                  <pic:nvPicPr>
+                    <pic:cNvPr id="813790809" name="Picture 813790809"/>
+                    <pic:cNvPicPr/>
+                  </pic:nvPicPr>
+                  <pic:blipFill>
+                    <a:blip r:embed="rId27">
+                      <a:extLst>
+                        <a:ext uri="{28A0092B-C50C-407E-A947-70E740481C1C}">
+                          <a14:useLocalDpi xmlns:a14="http://schemas.microsoft.com/office/drawing/2010/main" val="0"/>
+                        </a:ext>
+                      </a:extLst>
+                    </a:blip>
+                    <a:stretch>
+                      <a:fillRect/>
+                    </a:stretch>
+                  </pic:blipFill>
+                  <pic:spPr>
+                    <a:xfrm>
+                      <a:off x="0" y="0"/>
+                      <a:ext cx="5580380" cy="3082925"/>
+                    </a:xfrm>
+                    <a:prstGeom prst="rect">
+                      <a:avLst/>
+                    </a:prstGeom>
+                  </pic:spPr>
+                </pic:pic>
+              </a:graphicData>
+            </a:graphic>
+          </wp:inline>
+        </w:drawing>
+      </w:r>
+    </w:p>
+    <w:p>
+      <w:pPr>
+        <w:pStyle w:val="Heading4"/>
+        <w:rPr>
+          <w:lang w:val="vi-VN"/>
+        </w:rPr>
+      </w:pPr>
+      <w:r>
+        <w:rPr>
+          <w:lang w:val="vi-VN"/>
+        </w:rPr>
+        <w:t>Các tính năng của Javascript</w:t>
+      </w:r>
+    </w:p>
+    <w:p>
+      <w:pPr>
+        <w:pStyle w:val="NOIDUNG"/>
+        <w:rPr>
+          <w:lang w:val="vi-VN"/>
+        </w:rPr>
+      </w:pPr>
+      <w:r>
+        <w:rPr>
+          <w:rStyle w:val="Strong"/>
+          <w:b w:val="0"/>
+          <w:bCs w:val="0"/>
+          <w:i/>
+          <w:iCs/>
+        </w:rPr>
+        <w:t xml:space="preserve">Tính linh hoạt và đa </w:t>
+      </w:r>
+      <w:r>
+        <w:rPr>
+          <w:rStyle w:val="Strong"/>
+          <w:b w:val="0"/>
+          <w:bCs w:val="0"/>
+          <w:i/>
+          <w:iCs/>
+        </w:rPr>
+        <w:t>dạng</w:t>
+      </w:r>
+      <w:r>
+        <w:rPr>
+          <w:rStyle w:val="Strong"/>
+          <w:b w:val="0"/>
+          <w:bCs w:val="0"/>
+          <w:i/>
+          <w:iCs/>
+          <w:lang w:val="vi-VN"/>
+        </w:rPr>
+        <w:t>:</w:t>
+      </w:r>
+      <w:r>
+        <w:rPr>
+          <w:rStyle w:val="Strong"/>
+          <w:b w:val="0"/>
+          <w:bCs w:val="0"/>
+          <w:lang w:val="vi-VN"/>
+        </w:rPr>
+        <w:t xml:space="preserve"> </w:t>
+      </w:r>
+      <w:r>
+        <w:t>JavaScript hoạt động trên hầu hết các trình duyệt hiện đại và hỗ trợ nhiều phong cách lập trình như hướng đối tượng, hàm và thủ tục.</w:t>
+      </w:r>
+    </w:p>
+    <w:p>
+      <w:pPr>
+        <w:pStyle w:val="NOIDUNG"/>
+        <w:rPr>
+          <w:lang w:val="vi-VN"/>
+        </w:rPr>
+      </w:pPr>
+      <w:r>
+        <w:rPr>
+          <w:rStyle w:val="Strong"/>
+          <w:b w:val="0"/>
+          <w:bCs w:val="0"/>
+          <w:i/>
+          <w:iCs/>
+        </w:rPr>
+        <w:t xml:space="preserve">Xử lý sự kiện và tương tác người </w:t>
+      </w:r>
+      <w:r>
+        <w:rPr>
+          <w:rStyle w:val="Strong"/>
+          <w:b w:val="0"/>
+          <w:bCs w:val="0"/>
+          <w:i/>
+          <w:iCs/>
+        </w:rPr>
+        <w:t>dùng</w:t>
+      </w:r>
+      <w:r>
+        <w:rPr>
+          <w:rStyle w:val="Strong"/>
+          <w:b w:val="0"/>
+          <w:bCs w:val="0"/>
+          <w:i/>
+          <w:iCs/>
+          <w:lang w:val="vi-VN"/>
+        </w:rPr>
+        <w:t>:</w:t>
+      </w:r>
+      <w:r>
+        <w:rPr>
+          <w:rStyle w:val="Strong"/>
+          <w:b w:val="0"/>
+          <w:bCs w:val="0"/>
+          <w:lang w:val="vi-VN"/>
+        </w:rPr>
+        <w:t xml:space="preserve"> </w:t>
+      </w:r>
+      <w:r>
+        <w:t>JavaScript cho phép xử lý các sự kiện như nhấp chuột, nhập dữ liệu và cập nhật nội dung trang web mà không cần tải lại thông qua AJAX và Fetch API.</w:t>
+      </w:r>
+    </w:p>
+    <w:p>
+      <w:pPr>
+        <w:pStyle w:val="NOIDUNG"/>
+        <w:rPr>
+          <w:spacing w:val="-6"/>
+          <w:lang w:val="vi-VN"/>
+        </w:rPr>
+      </w:pPr>
+      <w:r>
+        <w:rPr>
+          <w:rStyle w:val="Strong"/>
+          <w:b w:val="0"/>
+          <w:bCs w:val="0"/>
+          <w:i/>
+          <w:iCs/>
+          <w:spacing w:val="-6"/>
+        </w:rPr>
+        <w:t xml:space="preserve">Hỗ trợ lập trình bất đồng </w:t>
+      </w:r>
+      <w:r>
+        <w:rPr>
+          <w:rStyle w:val="Strong"/>
+          <w:b w:val="0"/>
+          <w:bCs w:val="0"/>
+          <w:i/>
+          <w:iCs/>
+          <w:spacing w:val="-6"/>
+        </w:rPr>
+        <w:t>bộ</w:t>
+      </w:r>
+      <w:r>
+        <w:rPr>
+          <w:rStyle w:val="Strong"/>
+          <w:b w:val="0"/>
+          <w:bCs w:val="0"/>
+          <w:i/>
+          <w:iCs/>
+          <w:spacing w:val="-6"/>
+          <w:lang w:val="vi-VN"/>
+        </w:rPr>
+        <w:t>:</w:t>
+      </w:r>
+      <w:r>
+        <w:rPr>
+          <w:rStyle w:val="Strong"/>
+          <w:b w:val="0"/>
+          <w:bCs w:val="0"/>
+          <w:spacing w:val="-6"/>
+          <w:lang w:val="vi-VN"/>
+        </w:rPr>
+        <w:t xml:space="preserve"> </w:t>
+      </w:r>
+      <w:r>
+        <w:rPr>
+          <w:spacing w:val="-6"/>
+        </w:rPr>
+        <w:t>JavaScript hỗ trợ xử lý các tác vụ bất đồng bộ thông qua Promise và async/await, giúp quản lý việc lấy dữ liệu từ máy chủ hiệu quả hơn.</w:t>
+      </w:r>
+    </w:p>
+    <w:p>
+      <w:pPr>
+        <w:pStyle w:val="NOIDUNG"/>
+        <w:rPr>
+          <w:lang w:val="vi-VN"/>
+        </w:rPr>
+      </w:pPr>
+      <w:r>
+        <w:rPr>
+          <w:rStyle w:val="Strong"/>
+          <w:b w:val="0"/>
+          <w:bCs w:val="0"/>
+          <w:i/>
+          <w:iCs/>
+        </w:rPr>
+        <w:t xml:space="preserve">Tích hợp với các công cụ và </w:t>
+      </w:r>
+      <w:r>
+        <w:rPr>
+          <w:rStyle w:val="Strong"/>
+          <w:b w:val="0"/>
+          <w:bCs w:val="0"/>
+          <w:i/>
+          <w:iCs/>
+        </w:rPr>
+        <w:t>Framework</w:t>
+      </w:r>
+      <w:r>
+        <w:rPr>
+          <w:rStyle w:val="Strong"/>
+          <w:b w:val="0"/>
+          <w:bCs w:val="0"/>
+          <w:i/>
+          <w:iCs/>
+          <w:lang w:val="vi-VN"/>
+        </w:rPr>
+        <w:t>:</w:t>
+      </w:r>
+      <w:r>
+        <w:rPr>
+          <w:rStyle w:val="Strong"/>
+          <w:b w:val="0"/>
+          <w:bCs w:val="0"/>
+          <w:lang w:val="vi-VN"/>
+        </w:rPr>
+        <w:t xml:space="preserve"> </w:t>
+      </w:r>
+      <w:r>
+        <w:t>JavaScript có hệ sinh thái phong phú với các thư viện và framework như React, Angular, Vue.js, cùng các công cụ hỗ trợ phát triển và gỡ lỗi như Visual Studio Code và Chrome DevTools.</w:t>
+      </w:r>
+    </w:p>
+    <w:p>
+      <w:pPr>
+        <w:pStyle w:val="Heading4"/>
+        <w:rPr>
+          <w:lang w:val="vi-VN"/>
+        </w:rPr>
+      </w:pPr>
+      <w:r>
+        <w:rPr>
+          <w:lang w:val="vi-VN"/>
+        </w:rPr>
+        <w:lastRenderedPageBreak/>
+        <w:t>Cách thức hoạt động của Javascript</w:t>
+      </w:r>
+    </w:p>
+    <w:p>
+      <w:pPr>
+        <w:pStyle w:val="NOIDUNG"/>
+      </w:pPr>
+      <w:r>
+        <w:t>JavaScript có thể hoạt động ở hai nơi chính: trên trình duyệt của người dùng hoặc trên máy chủ. Cách thức hoạt động ở mỗi nơi có sự khác biệt rõ rệt.</w:t>
+      </w:r>
+    </w:p>
+    <w:p>
+      <w:pPr>
+        <w:pStyle w:val="NOIDUNG"/>
+        <w:rPr>
+          <w:lang w:val="vi-VN"/>
+        </w:rPr>
+      </w:pPr>
+      <w:r>
+        <w:t xml:space="preserve">Phía </w:t>
+      </w:r>
+      <w:r>
+        <w:t>Client</w:t>
+      </w:r>
+      <w:r>
+        <w:rPr>
+          <w:lang w:val="vi-VN"/>
+        </w:rPr>
+        <w:t>:</w:t>
+      </w:r>
+    </w:p>
+    <w:p>
+      <w:pPr>
+        <w:pStyle w:val="NOIDUNG"/>
+      </w:pPr>
+      <w:r>
+        <w:t>Đây là cách hoạt động truyền thống. Khi bạn truy cập một website, mã JavaScript sẽ được tải về cùng với HTML và CSS. Sau đó, trình duyệt web của bạn sẽ sử dụng một “engine” tích hợp sẵn để đọc và thực thi đoạn mã này.</w:t>
+      </w:r>
+    </w:p>
+    <w:p>
+      <w:pPr>
+        <w:pStyle w:val="NOIDUNG"/>
+      </w:pPr>
+      <w:r>
+        <w:t>Ưu điểm của việc này là các tác vụ có thể được xử lý ngay lập tức mà không cần gửi yêu cầu về máy chủ. Điều này giúp giảm tải cho server và tăng tốc độ phản hồi cho người dùng, tạo ra trải nghiệm mượt mà hơn.</w:t>
+      </w:r>
+    </w:p>
+    <w:p>
+      <w:pPr>
+        <w:pStyle w:val="NOIDUNG"/>
+        <w:rPr>
+          <w:lang w:val="vi-VN"/>
+        </w:rPr>
+      </w:pPr>
+      <w:r>
+        <w:t xml:space="preserve">Phía </w:t>
+      </w:r>
+      <w:r>
+        <w:t>Server</w:t>
+      </w:r>
+      <w:r>
+        <w:rPr>
+          <w:lang w:val="vi-VN"/>
+        </w:rPr>
+        <w:t>:</w:t>
+      </w:r>
+    </w:p>
+    <w:p>
+      <w:pPr>
+        <w:pStyle w:val="NOIDUNG"/>
+        <w:rPr>
+          <w:lang w:val="vi-VN"/>
+        </w:rPr>
+      </w:pPr>
+      <w:r>
+        <w:t>Như đã đề cập, nhờ có môi trường Node.js, JavaScript giờ đây có thể chạy trên máy chủ. Trong trường hợp này, mã JS sẽ được thực thi trên server để xử lý các logic phức tạp như truy vấn cơ sở dữ liệu, xác thực người dùng, hoặc xử lý các nghiệp vụ kinh doanh. Sau khi xử lý xong, máy chủ sẽ gửi kết quả (thường là HTML, CSS, và một ít JS phía client) về cho trình duyệt của người dùng hiển thị.</w:t>
+      </w:r>
+    </w:p>
+    <w:p>
+      <w:pPr>
+        <w:rPr>
+          <w:lang w:val="vi-VN"/>
+        </w:rPr>
+      </w:pPr>
+      <w:r>
+        <w:rPr>
+          <w:noProof/>
+          <w:lang w:val="vi-VN"/>
+        </w:rPr>
+        <w:lastRenderedPageBreak/>
+        <w:drawing>
+          <wp:inline distT="0" distB="0" distL="0" distR="0" wp14:anchorId="6D49D74D" wp14:editId="6B8A40CD">
+            <wp:extent cx="5580380" cy="5580380"/>
+            <wp:effectExtent l="19050" t="19050" r="20320" b="20320"/>
+            <wp:docPr id="1089073955" name="Picture 12"/>
+            <wp:cNvGraphicFramePr>
+              <a:graphicFrameLocks xmlns:a="http://schemas.openxmlformats.org/drawingml/2006/main" noChangeAspect="1"/>
+            </wp:cNvGraphicFramePr>
+            <a:graphic xmlns:a="http://schemas.openxmlformats.org/drawingml/2006/main">
+              <a:graphicData uri="http://schemas.openxmlformats.org/drawingml/2006/picture">
+                <pic:pic xmlns:pic="http://schemas.openxmlformats.org/drawingml/2006/picture">
+                  <pic:nvPicPr>
+                    <pic:cNvPr id="1089073955" name="Picture 1089073955"/>
+                    <pic:cNvPicPr/>
+                  </pic:nvPicPr>
+                  <pic:blipFill>
+                    <a:blip r:embed="rId28">
+                      <a:extLst>
+                        <a:ext uri="{28A0092B-C50C-407E-A947-70E740481C1C}">
+                          <a14:useLocalDpi xmlns:a14="http://schemas.microsoft.com/office/drawing/2010/main" val="0"/>
+                        </a:ext>
+                      </a:extLst>
+                    </a:blip>
+                    <a:stretch>
+                      <a:fillRect/>
+                    </a:stretch>
+                  </pic:blipFill>
+                  <pic:spPr>
+                    <a:xfrm>
+                      <a:off x="0" y="0"/>
+                      <a:ext cx="5580380" cy="5580380"/>
+                    </a:xfrm>
+                    <a:prstGeom prst="rect">
+                      <a:avLst/>
+                    </a:prstGeom>
+                    <a:ln>
+                      <a:solidFill>
+                        <a:schemeClr val="tx1"/>
+                      </a:solidFill>
+                    </a:ln>
+                  </pic:spPr>
+                </pic:pic>
+              </a:graphicData>
+            </a:graphic>
+          </wp:inline>
+        </w:drawing>
+      </w:r>
+    </w:p>
+    <w:p>
+      <w:pPr>
+        <w:pStyle w:val="Heading4"/>
+        <w:rPr>
+          <w:lang w:val="vi-VN"/>
+        </w:rPr>
+      </w:pPr>
+      <w:r>
+        <w:rPr>
+          <w:lang w:val="vi-VN"/>
+        </w:rPr>
+        <w:t>Lợi ích của Javascript</w:t>
+      </w:r>
+    </w:p>
+    <w:p>
+      <w:pPr>
+        <w:rPr>
+          <w:lang w:val="vi-VN"/>
+        </w:rPr>
+      </w:pPr>
+      <w:r>
+        <w:rPr>
+          <w:noProof/>
+          <w:lang w:val="vi-VN"/>
+        </w:rPr>
+        <w:drawing>
+          <wp:inline distT="0" distB="0" distL="0" distR="0" wp14:anchorId="10632762" wp14:editId="4A9DFF6D">
+            <wp:extent cx="5580380" cy="2929255"/>
+            <wp:effectExtent l="19050" t="19050" r="20320" b="23495"/>
+            <wp:docPr id="1541323852" name="Picture 11"/>
+            <wp:cNvGraphicFramePr>
+              <a:graphicFrameLocks xmlns:a="http://schemas.openxmlformats.org/drawingml/2006/main" noChangeAspect="1"/>
+            </wp:cNvGraphicFramePr>
+            <a:graphic xmlns:a="http://schemas.openxmlformats.org/drawingml/2006/main">
+              <a:graphicData uri="http://schemas.openxmlformats.org/drawingml/2006/picture">
+                <pic:pic xmlns:pic="http://schemas.openxmlformats.org/drawingml/2006/picture">
+                  <pic:nvPicPr>
+                    <pic:cNvPr id="1541323852" name="Picture 1541323852"/>
+                    <pic:cNvPicPr/>
+                  </pic:nvPicPr>
+                  <pic:blipFill>
+                    <a:blip r:embed="rId29">
+                      <a:extLst>
+                        <a:ext uri="{28A0092B-C50C-407E-A947-70E740481C1C}">
+                          <a14:useLocalDpi xmlns:a14="http://schemas.microsoft.com/office/drawing/2010/main" val="0"/>
+                        </a:ext>
+                      </a:extLst>
+                    </a:blip>
+                    <a:stretch>
+                      <a:fillRect/>
+                    </a:stretch>
+                  </pic:blipFill>
+                  <pic:spPr>
+                    <a:xfrm>
+                      <a:off x="0" y="0"/>
+                      <a:ext cx="5580380" cy="2929255"/>
+                    </a:xfrm>
+                    <a:prstGeom prst="rect">
+                      <a:avLst/>
+                    </a:prstGeom>
+                    <a:ln>
+                      <a:solidFill>
+                        <a:schemeClr val="tx1"/>
+                      </a:solidFill>
+                    </a:ln>
+                  </pic:spPr>
+                </pic:pic>
+              </a:graphicData>
+            </a:graphic>
+          </wp:inline>
+        </w:drawing>
+      </w:r>
+    </w:p>
+    <w:p>
+      <w:pPr>
+        <w:pStyle w:val="NOIDUNG"/>
+      </w:pPr>
+      <w:r>
+        <w:rPr>
+          <w:i/>
+          <w:iCs/>
+        </w:rPr>
+        <w:lastRenderedPageBreak/>
+        <w:t>Dễ học và sử dụng:</w:t>
+      </w:r>
+      <w:r>
+        <w:t xml:space="preserve"> Cú pháp tương đối dễ tiếp cận, được sử dụng rộng rãi trong phát triển web.</w:t>
+      </w:r>
+    </w:p>
+    <w:p>
+      <w:pPr>
+        <w:pStyle w:val="NOIDUNG"/>
+      </w:pPr>
+      <w:r>
+        <w:rPr>
+          <w:i/>
+          <w:iCs/>
+        </w:rPr>
+        <w:t>Không phụ thuộc nền tảng:</w:t>
+      </w:r>
+      <w:r>
+        <w:t xml:space="preserve"> Có thể chạy trên nhiều hệ điều hành và trình duyệt hiện đại.</w:t>
+      </w:r>
+    </w:p>
+    <w:p>
+      <w:pPr>
+        <w:pStyle w:val="NOIDUNG"/>
+      </w:pPr>
+      <w:r>
+        <w:rPr>
+          <w:i/>
+          <w:iCs/>
+        </w:rPr>
+        <w:t>Giảm tải máy chủ:</w:t>
+      </w:r>
+      <w:r>
+        <w:t xml:space="preserve"> Xử lý một số tác vụ ở phía trình duyệt, như kiểm tra dữ liệu biểu mẫu.</w:t>
+      </w:r>
+    </w:p>
+    <w:p>
+      <w:pPr>
+        <w:pStyle w:val="NOIDUNG"/>
+      </w:pPr>
+      <w:r>
+        <w:rPr>
+          <w:i/>
+          <w:iCs/>
+        </w:rPr>
+        <w:t>Cải thiện giao diện người dùng:</w:t>
+      </w:r>
+      <w:r>
+        <w:t xml:space="preserve"> Tạo các chức năng tương tác và cập nhật nội dung trang web linh hoạt.</w:t>
+      </w:r>
+    </w:p>
+    <w:p>
+      <w:pPr>
+        <w:pStyle w:val="NOIDUNG"/>
+      </w:pPr>
+      <w:r>
+        <w:rPr>
+          <w:i/>
+          <w:iCs/>
+        </w:rPr>
+        <w:t>Hỗ trợ xử lý đồng thời:</w:t>
+      </w:r>
+      <w:r>
+        <w:t xml:space="preserve"> Với Node.js, JavaScript có thể xử lý nhiều yêu cầu hiệu quả nhờ cơ chế bất đồng bộ.</w:t>
+      </w:r>
+    </w:p>
+    <w:p>
+      <w:pPr>
+        <w:pStyle w:val="NOIDUNG"/>
+        <w:rPr>
+          <w:lang w:val="vi-VN"/>
+        </w:rPr>
+      </w:pPr>
+    </w:p>
+    <w:p>
+      <w:pPr>
+        <w:rPr>
+          <w:lang w:val="vi-VN"/>
+        </w:rPr>
+      </w:pPr>
+    </w:p>
+    <w:p>
+      <w:pPr>
+        <w:pStyle w:val="NOIDUNG"/>
         <w:rPr>
           <w:lang w:val="vi-VN"/>
         </w:rPr>
@@ -7730,7 +8975,7 @@
           <w:lang w:val="vi-VN"/>
         </w:rPr>
       </w:pPr>
-      <w:bookmarkStart w:id="2" w:name="_Toc242638458"/>
+      <w:bookmarkStart w:id="9" w:name="_Toc243384245"/>
       <w:r>
         <w:lastRenderedPageBreak/>
         <w:t>HIỆN</w:t>
@@ -7741,7 +8986,7 @@
         </w:rPr>
         <w:t xml:space="preserve"> THỰC HÓA NGHIÊN CỨU</w:t>
       </w:r>
-      <w:bookmarkEnd w:id="2"/>
+      <w:bookmarkEnd w:id="9"/>
     </w:p>
     <w:p>
       <w:pPr>
@@ -7761,11 +9006,11 @@
           <w:lang w:val="vi-VN"/>
         </w:rPr>
       </w:pPr>
-      <w:bookmarkStart w:id="3" w:name="_Toc242638459"/>
+      <w:bookmarkStart w:id="10" w:name="_Toc243384246"/>
       <w:r>
         <w:t>Mô tả bài toán</w:t>
       </w:r>
-      <w:bookmarkEnd w:id="3"/>
+      <w:bookmarkEnd w:id="10"/>
     </w:p>
     <w:p>
       <w:pPr>
@@ -7851,11 +9096,11 @@
           <w:lang w:val="vi-VN"/>
         </w:rPr>
       </w:pPr>
-      <w:bookmarkStart w:id="4" w:name="_Toc242638460"/>
+      <w:bookmarkStart w:id="11" w:name="_Toc243384247"/>
       <w:r>
         <w:t>Đặc tả yêu cầu</w:t>
       </w:r>
-      <w:bookmarkEnd w:id="4"/>
+      <w:bookmarkEnd w:id="11"/>
     </w:p>
     <w:p>
       <w:pPr>
@@ -7881,9 +9126,11 @@
       <w:pPr>
         <w:pStyle w:val="Heading3"/>
       </w:pPr>
+      <w:bookmarkStart w:id="12" w:name="_Toc243384248"/>
       <w:r>
         <w:t>Yêu cầu chức năng</w:t>
       </w:r>
+      <w:bookmarkEnd w:id="12"/>
     </w:p>
     <w:p>
       <w:pPr>
@@ -8995,9 +10242,11 @@
       <w:pPr>
         <w:pStyle w:val="Heading3"/>
       </w:pPr>
+      <w:bookmarkStart w:id="13" w:name="_Toc243384249"/>
       <w:r>
         <w:t>Yêu cầu phi chức năng</w:t>
       </w:r>
+      <w:bookmarkEnd w:id="13"/>
     </w:p>
     <w:p>
       <w:pPr>
@@ -9090,11 +10339,11 @@
           <w:lang w:val="vi-VN"/>
         </w:rPr>
       </w:pPr>
-      <w:bookmarkStart w:id="5" w:name="_Toc242638463"/>
+      <w:bookmarkStart w:id="14" w:name="_Toc243384250"/>
       <w:r>
         <w:t>Kiến trúc hệ thống</w:t>
       </w:r>
-      <w:bookmarkEnd w:id="5"/>
+      <w:bookmarkEnd w:id="14"/>
     </w:p>
     <w:p>
       <w:pPr>
@@ -9103,14 +10352,14 @@
           <w:lang w:val="vi-VN"/>
         </w:rPr>
       </w:pPr>
-      <w:bookmarkStart w:id="6" w:name="_Toc242638464"/>
+      <w:bookmarkStart w:id="15" w:name="_Toc243384251"/>
       <w:r>
         <w:rPr>
           <w:lang w:val="vi-VN"/>
         </w:rPr>
         <w:t>Tổng quan kiến trúc</w:t>
       </w:r>
-      <w:bookmarkEnd w:id="6"/>
+      <w:bookmarkEnd w:id="15"/>
     </w:p>
     <w:p>
       <w:pPr>
@@ -9377,7 +10626,7 @@
                     <pic:cNvPicPr/>
                   </pic:nvPicPr>
                   <pic:blipFill>
-                    <a:blip r:embed="rId27">
+                    <a:blip r:embed="rId30">
                       <a:extLst>
                         <a:ext uri="{28A0092B-C50C-407E-A947-70E740481C1C}">
                           <a14:useLocalDpi xmlns:a14="http://schemas.microsoft.com/office/drawing/2010/main" val="0"/>
@@ -9412,6 +10661,7 @@
           <w:lang w:val="vi-VN"/>
         </w:rPr>
       </w:pPr>
+      <w:bookmarkStart w:id="16" w:name="_Toc243384306"/>
       <w:r>
         <w:t xml:space="preserve">Hình </w:t>
       </w:r>
@@ -9460,6 +10710,7 @@
         </w:rPr>
         <w:t xml:space="preserve"> Kiến trúc hệ thống</w:t>
       </w:r>
+      <w:bookmarkEnd w:id="16"/>
     </w:p>
     <w:p>
       <w:pPr>
@@ -9546,14 +10797,14 @@
           <w:lang w:val="vi-VN"/>
         </w:rPr>
       </w:pPr>
-      <w:bookmarkStart w:id="7" w:name="_Toc242638465"/>
+      <w:bookmarkStart w:id="17" w:name="_Toc243384252"/>
       <w:r>
         <w:rPr>
           <w:lang w:val="vi-VN"/>
         </w:rPr>
         <w:t>Các thành phần của hệ thống</w:t>
       </w:r>
-      <w:bookmarkEnd w:id="7"/>
+      <w:bookmarkEnd w:id="17"/>
     </w:p>
     <w:p>
       <w:pPr>
@@ -9593,7 +10844,7 @@
                     <pic:cNvPicPr/>
                   </pic:nvPicPr>
                   <pic:blipFill>
-                    <a:blip r:embed="rId28">
+                    <a:blip r:embed="rId31">
                       <a:extLst>
                         <a:ext uri="{28A0092B-C50C-407E-A947-70E740481C1C}">
                           <a14:useLocalDpi xmlns:a14="http://schemas.microsoft.com/office/drawing/2010/main" val="0"/>
@@ -9628,6 +10879,7 @@
           <w:lang w:val="vi-VN"/>
         </w:rPr>
       </w:pPr>
+      <w:bookmarkStart w:id="18" w:name="_Toc243384307"/>
       <w:r>
         <w:t xml:space="preserve">Hình </w:t>
       </w:r>
@@ -9676,6 +10928,7 @@
         </w:rPr>
         <w:t xml:space="preserve"> Các thành phần của hệ thống</w:t>
       </w:r>
+      <w:bookmarkEnd w:id="18"/>
     </w:p>
     <w:p>
       <w:pPr>
@@ -9865,14 +11118,14 @@
           <w:lang w:val="vi-VN"/>
         </w:rPr>
       </w:pPr>
-      <w:bookmarkStart w:id="8" w:name="_Toc242638466"/>
+      <w:bookmarkStart w:id="19" w:name="_Toc243384253"/>
       <w:r>
         <w:rPr>
           <w:lang w:val="vi-VN"/>
         </w:rPr>
         <w:t>Luồng hoạt động của hệ thống</w:t>
       </w:r>
-      <w:bookmarkEnd w:id="8"/>
+      <w:bookmarkEnd w:id="19"/>
     </w:p>
     <w:p>
       <w:pPr>
@@ -10132,7 +11385,7 @@
                     <pic:cNvPicPr/>
                   </pic:nvPicPr>
                   <pic:blipFill>
-                    <a:blip r:embed="rId29" cstate="print">
+                    <a:blip r:embed="rId32" cstate="print">
                       <a:extLst>
                         <a:ext uri="{28A0092B-C50C-407E-A947-70E740481C1C}">
                           <a14:useLocalDpi xmlns:a14="http://schemas.microsoft.com/office/drawing/2010/main" val="0"/>
@@ -10171,7 +11424,7 @@
           <w:lang w:val="vi-VN"/>
         </w:rPr>
       </w:pPr>
-      <w:bookmarkStart w:id="9" w:name="_Toc242638660"/>
+      <w:bookmarkStart w:id="20" w:name="_Toc243384308"/>
       <w:r>
         <w:t xml:space="preserve">Hình </w:t>
       </w:r>
@@ -10226,7 +11479,7 @@
         </w:rPr>
         <w:t>Luồng hoạt động của hệ thống</w:t>
       </w:r>
-      <w:bookmarkEnd w:id="9"/>
+      <w:bookmarkEnd w:id="20"/>
     </w:p>
     <w:p>
       <w:pPr>
@@ -10235,14 +11488,14 @@
           <w:lang w:val="vi-VN"/>
         </w:rPr>
       </w:pPr>
-      <w:bookmarkStart w:id="10" w:name="_Toc242638467"/>
+      <w:bookmarkStart w:id="21" w:name="_Toc243384254"/>
       <w:r>
         <w:rPr>
           <w:lang w:val="vi-VN"/>
         </w:rPr>
         <w:t>Môi trường triển khai</w:t>
       </w:r>
-      <w:bookmarkEnd w:id="10"/>
+      <w:bookmarkEnd w:id="21"/>
     </w:p>
     <w:p>
       <w:pPr>
@@ -10340,7 +11593,7 @@
                     <pic:cNvPicPr/>
                   </pic:nvPicPr>
                   <pic:blipFill>
-                    <a:blip r:embed="rId30"/>
+                    <a:blip r:embed="rId33"/>
                     <a:stretch>
                       <a:fillRect/>
                     </a:stretch>
@@ -10370,7 +11623,7 @@
       <w:pPr>
         <w:jc w:val="center"/>
       </w:pPr>
-      <w:bookmarkStart w:id="11" w:name="_Toc242638661"/>
+      <w:bookmarkStart w:id="22" w:name="_Toc243384309"/>
       <w:r>
         <w:t xml:space="preserve">Hình </w:t>
       </w:r>
@@ -10416,7 +11669,7 @@
       <w:r>
         <w:t xml:space="preserve"> Mô hình triển khai hệ thống</w:t>
       </w:r>
-      <w:bookmarkEnd w:id="11"/>
+      <w:bookmarkEnd w:id="22"/>
     </w:p>
     <w:p>
       <w:pPr>
@@ -10433,11 +11686,11 @@
       <w:pPr>
         <w:pStyle w:val="Heading2"/>
       </w:pPr>
-      <w:bookmarkStart w:id="12" w:name="_Toc242638468"/>
+      <w:bookmarkStart w:id="23" w:name="_Toc243384255"/>
       <w:r>
         <w:t>Thiết kế dữ liệu</w:t>
       </w:r>
-      <w:bookmarkEnd w:id="12"/>
+      <w:bookmarkEnd w:id="23"/>
     </w:p>
     <w:p>
       <w:pPr>
@@ -10446,11 +11699,11 @@
           <w:lang w:val="vi-VN"/>
         </w:rPr>
       </w:pPr>
-      <w:bookmarkStart w:id="13" w:name="_Toc242638469"/>
+      <w:bookmarkStart w:id="24" w:name="_Toc243384256"/>
       <w:r>
         <w:t>Mô hình ERD</w:t>
       </w:r>
-      <w:bookmarkEnd w:id="13"/>
+      <w:bookmarkEnd w:id="24"/>
     </w:p>
     <w:p>
       <w:pPr>
@@ -10477,7 +11730,7 @@
                     <pic:cNvPicPr/>
                   </pic:nvPicPr>
                   <pic:blipFill>
-                    <a:blip r:embed="rId31"/>
+                    <a:blip r:embed="rId34"/>
                     <a:stretch>
                       <a:fillRect/>
                     </a:stretch>
@@ -10511,7 +11764,7 @@
           <w:lang w:val="vi-VN"/>
         </w:rPr>
       </w:pPr>
-      <w:bookmarkStart w:id="14" w:name="_Toc242638662"/>
+      <w:bookmarkStart w:id="25" w:name="_Toc243384310"/>
       <w:r>
         <w:t xml:space="preserve">Hình </w:t>
       </w:r>
@@ -10560,17 +11813,17 @@
         </w:rPr>
         <w:t xml:space="preserve"> Mô hình ERD</w:t>
       </w:r>
-      <w:bookmarkEnd w:id="14"/>
+      <w:bookmarkEnd w:id="25"/>
     </w:p>
     <w:p>
       <w:pPr>
         <w:pStyle w:val="Heading3"/>
       </w:pPr>
-      <w:bookmarkStart w:id="15" w:name="_Toc242638470"/>
+      <w:bookmarkStart w:id="26" w:name="_Toc243384257"/>
       <w:r>
         <w:t>Chi tiết thực thể</w:t>
       </w:r>
-      <w:bookmarkEnd w:id="15"/>
+      <w:bookmarkEnd w:id="26"/>
     </w:p>
     <w:p>
       <w:pPr>
@@ -10619,7 +11872,7 @@
           <w:lang w:val="vi-VN"/>
         </w:rPr>
       </w:pPr>
-      <w:bookmarkStart w:id="16" w:name="_Toc242638678"/>
+      <w:bookmarkStart w:id="27" w:name="_Toc242638678"/>
       <w:r>
         <w:t xml:space="preserve">Bảng </w:t>
       </w:r>
@@ -10674,7 +11927,7 @@
         </w:rPr>
         <w:t xml:space="preserve">Chi tiết các thuộc tính của thực thể </w:t>
       </w:r>
-      <w:bookmarkEnd w:id="16"/>
+      <w:bookmarkEnd w:id="27"/>
       <w:r>
         <w:rPr>
           <w:lang w:val="vi-VN"/>
@@ -11115,7 +12368,7 @@
           <w:lang w:val="vi-VN"/>
         </w:rPr>
       </w:pPr>
-      <w:bookmarkStart w:id="17" w:name="_Toc242638679"/>
+      <w:bookmarkStart w:id="28" w:name="_Toc242638679"/>
       <w:r>
         <w:t xml:space="preserve">Bảng </w:t>
       </w:r>
@@ -11176,7 +12429,7 @@
         </w:rPr>
         <w:t xml:space="preserve">hực thể </w:t>
       </w:r>
-      <w:bookmarkEnd w:id="17"/>
+      <w:bookmarkEnd w:id="28"/>
       <w:r>
         <w:rPr>
           <w:lang w:val="vi-VN"/>
@@ -12007,7 +13260,7 @@
           <w:lang w:val="vi-VN"/>
         </w:rPr>
       </w:pPr>
-      <w:bookmarkStart w:id="18" w:name="_Toc242638680"/>
+      <w:bookmarkStart w:id="29" w:name="_Toc242638680"/>
       <w:r>
         <w:lastRenderedPageBreak/>
         <w:t xml:space="preserve">Bảng </w:t>
@@ -12075,7 +13328,7 @@
         </w:rPr>
         <w:t>hực thể Customer</w:t>
       </w:r>
-      <w:bookmarkEnd w:id="18"/>
+      <w:bookmarkEnd w:id="29"/>
     </w:p>
     <w:tbl>
       <w:tblPr>
@@ -12822,7 +14075,7 @@
           <w:lang w:val="vi-VN"/>
         </w:rPr>
       </w:pPr>
-      <w:bookmarkStart w:id="19" w:name="_Toc242638681"/>
+      <w:bookmarkStart w:id="30" w:name="_Toc242638681"/>
       <w:r>
         <w:t xml:space="preserve">Bảng </w:t>
       </w:r>
@@ -12883,7 +14136,7 @@
         </w:rPr>
         <w:t>hực thể Employees</w:t>
       </w:r>
-      <w:bookmarkEnd w:id="19"/>
+      <w:bookmarkEnd w:id="30"/>
     </w:p>
     <w:tbl>
       <w:tblPr>
@@ -13538,7 +14791,7 @@
           <w:lang w:val="vi-VN"/>
         </w:rPr>
       </w:pPr>
-      <w:bookmarkStart w:id="20" w:name="_Toc242638682"/>
+      <w:bookmarkStart w:id="31" w:name="_Toc242638682"/>
       <w:r>
         <w:t xml:space="preserve">Bảng </w:t>
       </w:r>
@@ -13611,7 +14864,7 @@
         </w:rPr>
         <w:t>hippers</w:t>
       </w:r>
-      <w:bookmarkEnd w:id="20"/>
+      <w:bookmarkEnd w:id="31"/>
     </w:p>
     <w:tbl>
       <w:tblPr>
@@ -14028,7 +15281,7 @@
           <w:lang w:val="vi-VN"/>
         </w:rPr>
       </w:pPr>
-      <w:bookmarkStart w:id="21" w:name="_Toc242638683"/>
+      <w:bookmarkStart w:id="32" w:name="_Toc242638683"/>
       <w:r>
         <w:t xml:space="preserve">Bảng </w:t>
       </w:r>
@@ -14089,7 +15342,7 @@
         </w:rPr>
         <w:t xml:space="preserve">hực thể </w:t>
       </w:r>
-      <w:bookmarkEnd w:id="21"/>
+      <w:bookmarkEnd w:id="32"/>
       <w:r>
         <w:rPr>
           <w:lang w:val="vi-VN"/>
@@ -15087,7 +16340,7 @@
           <w:lang w:val="vi-VN"/>
         </w:rPr>
       </w:pPr>
-      <w:bookmarkStart w:id="22" w:name="_Toc242638684"/>
+      <w:bookmarkStart w:id="33" w:name="_Toc242638684"/>
       <w:r>
         <w:t xml:space="preserve">Bảng </w:t>
       </w:r>
@@ -15148,7 +16401,7 @@
         </w:rPr>
         <w:t>hực thể product_images</w:t>
       </w:r>
-      <w:bookmarkEnd w:id="22"/>
+      <w:bookmarkEnd w:id="33"/>
     </w:p>
     <w:tbl>
       <w:tblPr>
@@ -15825,7 +17078,7 @@
           <w:lang w:val="vi-VN"/>
         </w:rPr>
       </w:pPr>
-      <w:bookmarkStart w:id="23" w:name="_Toc242638685"/>
+      <w:bookmarkStart w:id="34" w:name="_Toc242638685"/>
       <w:r>
         <w:t xml:space="preserve">Bảng </w:t>
       </w:r>
@@ -15898,7 +17151,7 @@
         </w:rPr>
         <w:t>rders</w:t>
       </w:r>
-      <w:bookmarkEnd w:id="23"/>
+      <w:bookmarkEnd w:id="34"/>
     </w:p>
     <w:tbl>
       <w:tblPr>
@@ -16478,7 +17731,7 @@
           <w:lang w:val="vi-VN"/>
         </w:rPr>
       </w:pPr>
-      <w:bookmarkStart w:id="24" w:name="_Toc242638686"/>
+      <w:bookmarkStart w:id="35" w:name="_Toc242638686"/>
       <w:r>
         <w:t xml:space="preserve">Bảng </w:t>
       </w:r>
@@ -16551,7 +17804,7 @@
         </w:rPr>
         <w:t>etail</w:t>
       </w:r>
-      <w:bookmarkEnd w:id="24"/>
+      <w:bookmarkEnd w:id="35"/>
     </w:p>
     <w:tbl>
       <w:tblPr>
@@ -17083,11 +18336,11 @@
       <w:pPr>
         <w:pStyle w:val="Heading2"/>
       </w:pPr>
-      <w:bookmarkStart w:id="25" w:name="_Toc242638471"/>
+      <w:bookmarkStart w:id="36" w:name="_Toc243384258"/>
       <w:r>
         <w:t>Thiết kế xử lý</w:t>
       </w:r>
-      <w:bookmarkEnd w:id="25"/>
+      <w:bookmarkEnd w:id="36"/>
     </w:p>
     <w:p>
       <w:pPr>
@@ -17096,11 +18349,11 @@
           <w:lang w:val="vi-VN"/>
         </w:rPr>
       </w:pPr>
-      <w:bookmarkStart w:id="26" w:name="_Toc242638472"/>
+      <w:bookmarkStart w:id="37" w:name="_Toc243384259"/>
       <w:r>
         <w:t>Mô hình DFD mức ngữ cảnh</w:t>
       </w:r>
-      <w:bookmarkEnd w:id="26"/>
+      <w:bookmarkEnd w:id="37"/>
     </w:p>
     <w:p>
       <w:pPr>
@@ -17228,7 +18481,7 @@
                     <pic:cNvPicPr/>
                   </pic:nvPicPr>
                   <pic:blipFill>
-                    <a:blip r:embed="rId32">
+                    <a:blip r:embed="rId35">
                       <a:extLst>
                         <a:ext uri="{28A0092B-C50C-407E-A947-70E740481C1C}">
                           <a14:useLocalDpi xmlns:a14="http://schemas.microsoft.com/office/drawing/2010/main" val="0"/>
@@ -17263,7 +18516,7 @@
           <w:lang w:val="vi-VN"/>
         </w:rPr>
       </w:pPr>
-      <w:bookmarkStart w:id="27" w:name="_Toc242638663"/>
+      <w:bookmarkStart w:id="38" w:name="_Toc243384311"/>
       <w:r>
         <w:t xml:space="preserve">Hình </w:t>
       </w:r>
@@ -17312,7 +18565,7 @@
         </w:rPr>
         <w:t xml:space="preserve"> Mô hình DFD mức ngữ cảnh</w:t>
       </w:r>
-      <w:bookmarkEnd w:id="27"/>
+      <w:bookmarkEnd w:id="38"/>
     </w:p>
     <w:p>
       <w:pPr>
@@ -17321,12 +18574,12 @@
           <w:lang w:val="vi-VN"/>
         </w:rPr>
       </w:pPr>
-      <w:bookmarkStart w:id="28" w:name="_Toc242638473"/>
+      <w:bookmarkStart w:id="39" w:name="_Toc243384260"/>
       <w:r>
         <w:lastRenderedPageBreak/>
         <w:t>Mô hình DFD phân rã chức năng</w:t>
       </w:r>
-      <w:bookmarkEnd w:id="28"/>
+      <w:bookmarkEnd w:id="39"/>
     </w:p>
     <w:p>
       <w:pPr>
@@ -17390,7 +18643,7 @@
                     <pic:cNvPicPr/>
                   </pic:nvPicPr>
                   <pic:blipFill>
-                    <a:blip r:embed="rId33">
+                    <a:blip r:embed="rId36">
                       <a:extLst>
                         <a:ext uri="{28A0092B-C50C-407E-A947-70E740481C1C}">
                           <a14:useLocalDpi xmlns:a14="http://schemas.microsoft.com/office/drawing/2010/main" val="0"/>
@@ -17430,7 +18683,7 @@
           <w:lang w:val="vi-VN"/>
         </w:rPr>
       </w:pPr>
-      <w:bookmarkStart w:id="29" w:name="_Toc242638665"/>
+      <w:bookmarkStart w:id="40" w:name="_Toc243384312"/>
       <w:r>
         <w:t xml:space="preserve">Hình </w:t>
       </w:r>
@@ -17479,7 +18732,7 @@
         </w:rPr>
         <w:t xml:space="preserve"> Sơ đồ DFD mức 0</w:t>
       </w:r>
-      <w:bookmarkEnd w:id="29"/>
+      <w:bookmarkEnd w:id="40"/>
     </w:p>
     <w:p>
       <w:pPr>
@@ -17547,7 +18800,7 @@
                     <pic:cNvPicPr/>
                   </pic:nvPicPr>
                   <pic:blipFill>
-                    <a:blip r:embed="rId34">
+                    <a:blip r:embed="rId37">
                       <a:extLst>
                         <a:ext uri="{28A0092B-C50C-407E-A947-70E740481C1C}">
                           <a14:useLocalDpi xmlns:a14="http://schemas.microsoft.com/office/drawing/2010/main" val="0"/>
@@ -17586,6 +18839,7 @@
           <w:lang w:val="vi-VN"/>
         </w:rPr>
       </w:pPr>
+      <w:bookmarkStart w:id="41" w:name="_Toc243384313"/>
       <w:r>
         <w:t xml:space="preserve">Hình </w:t>
       </w:r>
@@ -17634,6 +18888,7 @@
         </w:rPr>
         <w:t xml:space="preserve"> Sơ đồ DFD quản lý tài khoản</w:t>
       </w:r>
+      <w:bookmarkEnd w:id="41"/>
     </w:p>
     <w:p>
       <w:pPr>
@@ -17701,7 +18956,7 @@
                     <pic:cNvPicPr/>
                   </pic:nvPicPr>
                   <pic:blipFill>
-                    <a:blip r:embed="rId35">
+                    <a:blip r:embed="rId38">
                       <a:extLst>
                         <a:ext uri="{28A0092B-C50C-407E-A947-70E740481C1C}">
                           <a14:useLocalDpi xmlns:a14="http://schemas.microsoft.com/office/drawing/2010/main" val="0"/>
@@ -17741,7 +18996,7 @@
           <w:lang w:val="vi-VN"/>
         </w:rPr>
       </w:pPr>
-      <w:bookmarkStart w:id="30" w:name="_Toc242638666"/>
+      <w:bookmarkStart w:id="42" w:name="_Toc243384314"/>
       <w:r>
         <w:t xml:space="preserve">Hình </w:t>
       </w:r>
@@ -17790,7 +19045,7 @@
         </w:rPr>
         <w:t xml:space="preserve"> Sơ đồ DFD quản lý sản phẩm</w:t>
       </w:r>
-      <w:bookmarkEnd w:id="30"/>
+      <w:bookmarkEnd w:id="42"/>
     </w:p>
     <w:p>
       <w:pPr>
@@ -17858,7 +19113,7 @@
                     <pic:cNvPicPr/>
                   </pic:nvPicPr>
                   <pic:blipFill>
-                    <a:blip r:embed="rId36">
+                    <a:blip r:embed="rId39">
                       <a:extLst>
                         <a:ext uri="{28A0092B-C50C-407E-A947-70E740481C1C}">
                           <a14:useLocalDpi xmlns:a14="http://schemas.microsoft.com/office/drawing/2010/main" val="0"/>
@@ -17893,7 +19148,7 @@
           <w:lang w:val="vi-VN"/>
         </w:rPr>
       </w:pPr>
-      <w:bookmarkStart w:id="31" w:name="_Toc242638668"/>
+      <w:bookmarkStart w:id="43" w:name="_Toc243384315"/>
       <w:r>
         <w:t xml:space="preserve">Hình </w:t>
       </w:r>
@@ -17942,7 +19197,7 @@
         </w:rPr>
         <w:t xml:space="preserve"> Sơ đồ DFD xử lý đặt hàng</w:t>
       </w:r>
-      <w:bookmarkEnd w:id="31"/>
+      <w:bookmarkEnd w:id="43"/>
     </w:p>
     <w:p>
       <w:pPr>
@@ -17951,11 +19206,11 @@
           <w:lang w:val="vi-VN"/>
         </w:rPr>
       </w:pPr>
-      <w:bookmarkStart w:id="32" w:name="_Toc242638474"/>
+      <w:bookmarkStart w:id="44" w:name="_Toc243384261"/>
       <w:r>
         <w:t>Thiết kế giao diện</w:t>
       </w:r>
-      <w:bookmarkEnd w:id="32"/>
+      <w:bookmarkEnd w:id="44"/>
     </w:p>
     <w:p>
       <w:pPr>
@@ -17964,14 +19219,14 @@
           <w:lang w:val="vi-VN"/>
         </w:rPr>
       </w:pPr>
-      <w:bookmarkStart w:id="33" w:name="_Toc242638475"/>
+      <w:bookmarkStart w:id="45" w:name="_Toc243384262"/>
       <w:r>
         <w:rPr>
           <w:lang w:val="vi-VN"/>
         </w:rPr>
         <w:t>Sơ đồ website</w:t>
       </w:r>
-      <w:bookmarkEnd w:id="33"/>
+      <w:bookmarkEnd w:id="45"/>
     </w:p>
     <w:p>
       <w:pPr>
@@ -17998,7 +19253,7 @@
                     <pic:cNvPicPr/>
                   </pic:nvPicPr>
                   <pic:blipFill>
-                    <a:blip r:embed="rId37"/>
+                    <a:blip r:embed="rId40"/>
                     <a:stretch>
                       <a:fillRect/>
                     </a:stretch>
@@ -18032,7 +19287,7 @@
           <w:lang w:val="vi-VN"/>
         </w:rPr>
       </w:pPr>
-      <w:bookmarkStart w:id="34" w:name="_Toc242638670"/>
+      <w:bookmarkStart w:id="46" w:name="_Toc243384316"/>
       <w:r>
         <w:t xml:space="preserve">Hình </w:t>
       </w:r>
@@ -18081,7 +19336,7 @@
         </w:rPr>
         <w:t xml:space="preserve"> Sơ đồ website</w:t>
       </w:r>
-      <w:bookmarkEnd w:id="34"/>
+      <w:bookmarkEnd w:id="46"/>
     </w:p>
     <w:p>
       <w:pPr>
@@ -18090,11 +19345,11 @@
           <w:lang w:val="vi-VN"/>
         </w:rPr>
       </w:pPr>
-      <w:bookmarkStart w:id="35" w:name="_Toc242638476"/>
+      <w:bookmarkStart w:id="47" w:name="_Toc243384263"/>
       <w:r>
         <w:t>Phác thảo giao diện</w:t>
       </w:r>
-      <w:bookmarkEnd w:id="35"/>
+      <w:bookmarkEnd w:id="47"/>
     </w:p>
     <w:p>
       <w:pPr>
@@ -18151,7 +19406,7 @@
                     <pic:cNvPicPr/>
                   </pic:nvPicPr>
                   <pic:blipFill>
-                    <a:blip r:embed="rId38"/>
+                    <a:blip r:embed="rId41"/>
                     <a:stretch>
                       <a:fillRect/>
                     </a:stretch>
@@ -18185,7 +19440,7 @@
           <w:lang w:val="vi-VN"/>
         </w:rPr>
       </w:pPr>
-      <w:bookmarkStart w:id="36" w:name="_Toc242638671"/>
+      <w:bookmarkStart w:id="48" w:name="_Toc243384317"/>
       <w:r>
         <w:t xml:space="preserve">Hình </w:t>
       </w:r>
@@ -18234,7 +19489,7 @@
         </w:rPr>
         <w:t xml:space="preserve"> Giao diện trang chủ</w:t>
       </w:r>
-      <w:bookmarkEnd w:id="36"/>
+      <w:bookmarkEnd w:id="48"/>
     </w:p>
     <w:p>
       <w:pPr>
@@ -18277,395 +19532,6 @@
                 <pic:pic xmlns:pic="http://schemas.openxmlformats.org/drawingml/2006/picture">
                   <pic:nvPicPr>
                     <pic:cNvPr id="1286832472" name=""/>
-                    <pic:cNvPicPr/>
-                  </pic:nvPicPr>
-                  <pic:blipFill>
-                    <a:blip r:embed="rId39"/>
-                    <a:stretch>
-                      <a:fillRect/>
-                    </a:stretch>
-                  </pic:blipFill>
-                  <pic:spPr>
-                    <a:xfrm>
-                      <a:off x="0" y="0"/>
-                      <a:ext cx="5580380" cy="3140710"/>
-                    </a:xfrm>
-                    <a:prstGeom prst="rect">
-                      <a:avLst/>
-                    </a:prstGeom>
-                    <a:ln>
-                      <a:solidFill>
-                        <a:schemeClr val="tx1"/>
-                      </a:solidFill>
-                    </a:ln>
-                  </pic:spPr>
-                </pic:pic>
-              </a:graphicData>
-            </a:graphic>
-          </wp:inline>
-        </w:drawing>
-      </w:r>
-    </w:p>
-    <w:p>
-      <w:pPr>
-        <w:pStyle w:val="Caption"/>
-        <w:jc w:val="center"/>
-        <w:rPr>
-          <w:lang w:val="vi-VN"/>
-        </w:rPr>
-      </w:pPr>
-      <w:bookmarkStart w:id="37" w:name="_Toc242638672"/>
-      <w:r>
-        <w:t xml:space="preserve">Hình </w:t>
-      </w:r>
-      <w:r>
-        <w:fldChar w:fldCharType="begin"/>
-      </w:r>
-      <w:r>
-        <w:instrText xml:space="preserve"> STYLEREF 1 \s </w:instrText>
-      </w:r>
-      <w:r>
-        <w:fldChar w:fldCharType="separate"/>
-      </w:r>
-      <w:r>
-        <w:rPr>
-          <w:noProof/>
-        </w:rPr>
-        <w:t>3</w:t>
-      </w:r>
-      <w:r>
-        <w:fldChar w:fldCharType="end"/>
-      </w:r>
-      <w:r>
-        <w:t>.</w:t>
-      </w:r>
-      <w:r>
-        <w:fldChar w:fldCharType="begin"/>
-      </w:r>
-      <w:r>
-        <w:instrText xml:space="preserve"> SEQ Hình \* ARABIC \s 1 </w:instrText>
-      </w:r>
-      <w:r>
-        <w:fldChar w:fldCharType="separate"/>
-      </w:r>
-      <w:r>
-        <w:rPr>
-          <w:noProof/>
-        </w:rPr>
-        <w:t>13</w:t>
-      </w:r>
-      <w:r>
-        <w:fldChar w:fldCharType="end"/>
-      </w:r>
-      <w:r>
-        <w:rPr>
-          <w:lang w:val="vi-VN"/>
-        </w:rPr>
-        <w:t xml:space="preserve"> Giao diện danh sách sản phẩm</w:t>
-      </w:r>
-      <w:bookmarkEnd w:id="37"/>
-    </w:p>
-    <w:p>
-      <w:pPr>
-        <w:pStyle w:val="Heading4"/>
-      </w:pPr>
-      <w:r>
-        <w:lastRenderedPageBreak/>
-        <w:t>Giao diện chi tiết sản phẩm</w:t>
-      </w:r>
-    </w:p>
-    <w:p>
-      <w:pPr>
-        <w:pStyle w:val="NOIDUNG"/>
-        <w:rPr>
-          <w:lang w:val="vi-VN"/>
-        </w:rPr>
-      </w:pPr>
-      <w:r>
-        <w:t>Giao diện chi tiết sản phẩm hiển thị hình ảnh, tên, giá bán, mô tả và thông số kỹ thuật của sản phẩm. Khách hàng có thể xem các hình ảnh khác nhau và tham khảo thông tin trước khi mua. Giao diện còn hỗ trợ điều chỉnh số lượng sản phẩm. Hai chức năng chính là thêm vào giỏ hàng và mua ngay giúp khách hàng thuận tiện thực hiện giao dịch.</w:t>
-      </w:r>
-    </w:p>
-    <w:p>
-      <w:pPr>
-        <w:keepNext/>
-      </w:pPr>
-      <w:r>
-        <w:rPr>
-          <w:noProof/>
-          <w:lang w:val="vi-VN"/>
-        </w:rPr>
-        <w:drawing>
-          <wp:inline distT="0" distB="0" distL="0" distR="0" wp14:anchorId="286DABEA" wp14:editId="5D78F679">
-            <wp:extent cx="5580380" cy="3137535"/>
-            <wp:effectExtent l="19050" t="19050" r="20320" b="24765"/>
-            <wp:docPr id="2079179858" name="Picture 1"/>
-            <wp:cNvGraphicFramePr>
-              <a:graphicFrameLocks xmlns:a="http://schemas.openxmlformats.org/drawingml/2006/main" noChangeAspect="1"/>
-            </wp:cNvGraphicFramePr>
-            <a:graphic xmlns:a="http://schemas.openxmlformats.org/drawingml/2006/main">
-              <a:graphicData uri="http://schemas.openxmlformats.org/drawingml/2006/picture">
-                <pic:pic xmlns:pic="http://schemas.openxmlformats.org/drawingml/2006/picture">
-                  <pic:nvPicPr>
-                    <pic:cNvPr id="2079179858" name=""/>
-                    <pic:cNvPicPr/>
-                  </pic:nvPicPr>
-                  <pic:blipFill>
-                    <a:blip r:embed="rId40"/>
-                    <a:stretch>
-                      <a:fillRect/>
-                    </a:stretch>
-                  </pic:blipFill>
-                  <pic:spPr>
-                    <a:xfrm>
-                      <a:off x="0" y="0"/>
-                      <a:ext cx="5580380" cy="3137535"/>
-                    </a:xfrm>
-                    <a:prstGeom prst="rect">
-                      <a:avLst/>
-                    </a:prstGeom>
-                    <a:ln>
-                      <a:solidFill>
-                        <a:schemeClr val="tx1"/>
-                      </a:solidFill>
-                    </a:ln>
-                  </pic:spPr>
-                </pic:pic>
-              </a:graphicData>
-            </a:graphic>
-          </wp:inline>
-        </w:drawing>
-      </w:r>
-    </w:p>
-    <w:p>
-      <w:pPr>
-        <w:pStyle w:val="Caption"/>
-        <w:jc w:val="center"/>
-        <w:rPr>
-          <w:lang w:val="vi-VN"/>
-        </w:rPr>
-      </w:pPr>
-      <w:bookmarkStart w:id="38" w:name="_Toc242638673"/>
-      <w:r>
-        <w:t xml:space="preserve">Hình </w:t>
-      </w:r>
-      <w:r>
-        <w:fldChar w:fldCharType="begin"/>
-      </w:r>
-      <w:r>
-        <w:instrText xml:space="preserve"> STYLEREF 1 \s </w:instrText>
-      </w:r>
-      <w:r>
-        <w:fldChar w:fldCharType="separate"/>
-      </w:r>
-      <w:r>
-        <w:rPr>
-          <w:noProof/>
-        </w:rPr>
-        <w:t>3</w:t>
-      </w:r>
-      <w:r>
-        <w:fldChar w:fldCharType="end"/>
-      </w:r>
-      <w:r>
-        <w:t>.</w:t>
-      </w:r>
-      <w:r>
-        <w:fldChar w:fldCharType="begin"/>
-      </w:r>
-      <w:r>
-        <w:instrText xml:space="preserve"> SEQ Hình \* ARABIC \s 1 </w:instrText>
-      </w:r>
-      <w:r>
-        <w:fldChar w:fldCharType="separate"/>
-      </w:r>
-      <w:r>
-        <w:rPr>
-          <w:noProof/>
-        </w:rPr>
-        <w:t>14</w:t>
-      </w:r>
-      <w:r>
-        <w:fldChar w:fldCharType="end"/>
-      </w:r>
-      <w:r>
-        <w:rPr>
-          <w:lang w:val="vi-VN"/>
-        </w:rPr>
-        <w:t xml:space="preserve"> Giao diện trang chi tiết sản phẩm</w:t>
-      </w:r>
-      <w:bookmarkEnd w:id="38"/>
-    </w:p>
-    <w:p>
-      <w:pPr>
-        <w:pStyle w:val="Heading4"/>
-      </w:pPr>
-      <w:r>
-        <w:t>Giao diện giỏ hàng</w:t>
-      </w:r>
-    </w:p>
-    <w:p>
-      <w:pPr>
-        <w:pStyle w:val="NOIDUNG"/>
-        <w:rPr>
-          <w:lang w:val="vi-VN"/>
-        </w:rPr>
-      </w:pPr>
-      <w:r>
-        <w:t>Giao diện giỏ hàng hiển thị danh sách các sản phẩm khách hàng đã chọn, bao gồm hình ảnh, đơn giá, số lượng và thành tiền. Khách hàng có thể tăng, giảm số lượng hoặc xóa sản phẩm khỏi giỏ hàng. Hệ thống hiển thị tổng tiền tạm tính để khách hàng kiểm tra. Nút tiếp tục mua sắm và thanh toán hỗ trợ chuyển sang các bước tiếp theo.</w:t>
-      </w:r>
-    </w:p>
-    <w:p>
-      <w:pPr>
-        <w:keepNext/>
-      </w:pPr>
-      <w:r>
-        <w:rPr>
-          <w:noProof/>
-          <w:lang w:val="vi-VN"/>
-        </w:rPr>
-        <w:lastRenderedPageBreak/>
-        <w:drawing>
-          <wp:inline distT="0" distB="0" distL="0" distR="0" wp14:anchorId="5A3355D0" wp14:editId="5CBF256F">
-            <wp:extent cx="5580380" cy="3140710"/>
-            <wp:effectExtent l="19050" t="19050" r="20320" b="21590"/>
-            <wp:docPr id="757557493" name="Picture 1"/>
-            <wp:cNvGraphicFramePr>
-              <a:graphicFrameLocks xmlns:a="http://schemas.openxmlformats.org/drawingml/2006/main" noChangeAspect="1"/>
-            </wp:cNvGraphicFramePr>
-            <a:graphic xmlns:a="http://schemas.openxmlformats.org/drawingml/2006/main">
-              <a:graphicData uri="http://schemas.openxmlformats.org/drawingml/2006/picture">
-                <pic:pic xmlns:pic="http://schemas.openxmlformats.org/drawingml/2006/picture">
-                  <pic:nvPicPr>
-                    <pic:cNvPr id="757557493" name=""/>
-                    <pic:cNvPicPr/>
-                  </pic:nvPicPr>
-                  <pic:blipFill>
-                    <a:blip r:embed="rId41"/>
-                    <a:stretch>
-                      <a:fillRect/>
-                    </a:stretch>
-                  </pic:blipFill>
-                  <pic:spPr>
-                    <a:xfrm>
-                      <a:off x="0" y="0"/>
-                      <a:ext cx="5580380" cy="3140710"/>
-                    </a:xfrm>
-                    <a:prstGeom prst="rect">
-                      <a:avLst/>
-                    </a:prstGeom>
-                    <a:ln>
-                      <a:solidFill>
-                        <a:schemeClr val="tx1"/>
-                      </a:solidFill>
-                    </a:ln>
-                  </pic:spPr>
-                </pic:pic>
-              </a:graphicData>
-            </a:graphic>
-          </wp:inline>
-        </w:drawing>
-      </w:r>
-    </w:p>
-    <w:p>
-      <w:pPr>
-        <w:pStyle w:val="Caption"/>
-        <w:jc w:val="center"/>
-        <w:rPr>
-          <w:lang w:val="vi-VN"/>
-        </w:rPr>
-      </w:pPr>
-      <w:bookmarkStart w:id="39" w:name="_Toc242638674"/>
-      <w:r>
-        <w:t xml:space="preserve">Hình </w:t>
-      </w:r>
-      <w:r>
-        <w:fldChar w:fldCharType="begin"/>
-      </w:r>
-      <w:r>
-        <w:instrText xml:space="preserve"> STYLEREF 1 \s </w:instrText>
-      </w:r>
-      <w:r>
-        <w:fldChar w:fldCharType="separate"/>
-      </w:r>
-      <w:r>
-        <w:rPr>
-          <w:noProof/>
-        </w:rPr>
-        <w:t>3</w:t>
-      </w:r>
-      <w:r>
-        <w:fldChar w:fldCharType="end"/>
-      </w:r>
-      <w:r>
-        <w:t>.</w:t>
-      </w:r>
-      <w:r>
-        <w:fldChar w:fldCharType="begin"/>
-      </w:r>
-      <w:r>
-        <w:instrText xml:space="preserve"> SEQ Hình \* ARABIC \s 1 </w:instrText>
-      </w:r>
-      <w:r>
-        <w:fldChar w:fldCharType="separate"/>
-      </w:r>
-      <w:r>
-        <w:rPr>
-          <w:noProof/>
-        </w:rPr>
-        <w:t>15</w:t>
-      </w:r>
-      <w:r>
-        <w:fldChar w:fldCharType="end"/>
-      </w:r>
-      <w:r>
-        <w:rPr>
-          <w:lang w:val="vi-VN"/>
-        </w:rPr>
-        <w:t xml:space="preserve"> Giao diện trang giỏ hàng</w:t>
-      </w:r>
-      <w:bookmarkEnd w:id="39"/>
-    </w:p>
-    <w:p>
-      <w:pPr>
-        <w:pStyle w:val="Heading4"/>
-      </w:pPr>
-      <w:r>
-        <w:t>Giao diện thanh toán và đặt hàng</w:t>
-      </w:r>
-    </w:p>
-    <w:p>
-      <w:pPr>
-        <w:pStyle w:val="NOIDUNG"/>
-        <w:rPr>
-          <w:lang w:val="vi-VN"/>
-        </w:rPr>
-      </w:pPr>
-      <w:r>
-        <w:t>Giao diện thanh toán cho phép khách hàng nhập thông tin giao hàng như họ tên, số điện thoại và địa chỉ. Khách hàng có thể lựa chọn phương thức thanh toán theo thiết kế hệ thống. Khu vực tóm tắt đơn hàng hiển thị sản phẩm, số lượng, phí vận chuyển và tổng tiền cần thanh toán. Sau khi kiểm tra thông tin, khách hàng nhấn nút Đặt hàng để gửi yêu cầu đến hệ thống.</w:t>
-      </w:r>
-    </w:p>
-    <w:p>
-      <w:pPr>
-        <w:keepNext/>
-      </w:pPr>
-      <w:r>
-        <w:rPr>
-          <w:noProof/>
-          <w:lang w:val="vi-VN"/>
-        </w:rPr>
-        <w:drawing>
-          <wp:inline distT="0" distB="0" distL="0" distR="0" wp14:anchorId="1A01D43F" wp14:editId="44E1919D">
-            <wp:extent cx="5580380" cy="3140710"/>
-            <wp:effectExtent l="19050" t="19050" r="20320" b="21590"/>
-            <wp:docPr id="1637210955" name="Picture 1"/>
-            <wp:cNvGraphicFramePr>
-              <a:graphicFrameLocks xmlns:a="http://schemas.openxmlformats.org/drawingml/2006/main" noChangeAspect="1"/>
-            </wp:cNvGraphicFramePr>
-            <a:graphic xmlns:a="http://schemas.openxmlformats.org/drawingml/2006/main">
-              <a:graphicData uri="http://schemas.openxmlformats.org/drawingml/2006/picture">
-                <pic:pic xmlns:pic="http://schemas.openxmlformats.org/drawingml/2006/picture">
-                  <pic:nvPicPr>
-                    <pic:cNvPr id="1637210955" name=""/>
                     <pic:cNvPicPr/>
                   </pic:nvPicPr>
                   <pic:blipFill>
@@ -18703,7 +19569,7 @@
           <w:lang w:val="vi-VN"/>
         </w:rPr>
       </w:pPr>
-      <w:bookmarkStart w:id="40" w:name="_Toc242638675"/>
+      <w:bookmarkStart w:id="49" w:name="_Toc243384318"/>
       <w:r>
         <w:t xml:space="preserve">Hình </w:t>
       </w:r>
@@ -18741,7 +19607,7 @@
         <w:rPr>
           <w:noProof/>
         </w:rPr>
-        <w:t>16</w:t>
+        <w:t>13</w:t>
       </w:r>
       <w:r>
         <w:fldChar w:fldCharType="end"/>
@@ -18750,9 +19616,9 @@
         <w:rPr>
           <w:lang w:val="vi-VN"/>
         </w:rPr>
-        <w:t xml:space="preserve"> Giao diện thanh toán và đặt hàng</w:t>
-      </w:r>
-      <w:bookmarkEnd w:id="40"/>
+        <w:t xml:space="preserve"> Giao diện danh sách sản phẩm</w:t>
+      </w:r>
+      <w:bookmarkEnd w:id="49"/>
     </w:p>
     <w:p>
       <w:pPr>
@@ -18760,7 +19626,7 @@
       </w:pPr>
       <w:r>
         <w:lastRenderedPageBreak/>
-        <w:t>Giao diện xác nhận đơn hàng</w:t>
+        <w:t>Giao diện chi tiết sản phẩm</w:t>
       </w:r>
     </w:p>
     <w:p>
@@ -18771,7 +19637,7 @@
         </w:rPr>
       </w:pPr>
       <w:r>
-        <w:t>Giao diện xác nhận được hiển thị sau khi đặt hàng thành công. Nội dung chính gồm thông báo xác nhận, mã đơn hàng, ngày đặt hàng, tổng tiền và phương thức thanh toán. Các thông tin này giúp khách hàng lưu lại kết quả giao dịch để thuận tiện tra cứu. Giao diện còn cung cấp chức năng xem đơn hàng và tiếp tục mua sắm.</w:t>
+        <w:t>Giao diện chi tiết sản phẩm hiển thị hình ảnh, tên, giá bán, mô tả và thông số kỹ thuật của sản phẩm. Khách hàng có thể xem các hình ảnh khác nhau và tham khảo thông tin trước khi mua. Giao diện còn hỗ trợ điều chỉnh số lượng sản phẩm. Hai chức năng chính là thêm vào giỏ hàng và mua ngay giúp khách hàng thuận tiện thực hiện giao dịch.</w:t>
       </w:r>
     </w:p>
     <w:p>
@@ -18784,10 +19650,10 @@
           <w:lang w:val="vi-VN"/>
         </w:rPr>
         <w:drawing>
-          <wp:inline distT="0" distB="0" distL="0" distR="0" wp14:anchorId="2035BBAB" wp14:editId="6AD07DDE">
-            <wp:extent cx="5580380" cy="3140710"/>
-            <wp:effectExtent l="19050" t="19050" r="20320" b="21590"/>
-            <wp:docPr id="86684480" name="Picture 1"/>
+          <wp:inline distT="0" distB="0" distL="0" distR="0" wp14:anchorId="286DABEA" wp14:editId="5D78F679">
+            <wp:extent cx="5580380" cy="3137535"/>
+            <wp:effectExtent l="19050" t="19050" r="20320" b="24765"/>
+            <wp:docPr id="2079179858" name="Picture 1"/>
             <wp:cNvGraphicFramePr>
               <a:graphicFrameLocks xmlns:a="http://schemas.openxmlformats.org/drawingml/2006/main" noChangeAspect="1"/>
             </wp:cNvGraphicFramePr>
@@ -18795,7 +19661,7 @@
               <a:graphicData uri="http://schemas.openxmlformats.org/drawingml/2006/picture">
                 <pic:pic xmlns:pic="http://schemas.openxmlformats.org/drawingml/2006/picture">
                   <pic:nvPicPr>
-                    <pic:cNvPr id="86684480" name=""/>
+                    <pic:cNvPr id="2079179858" name=""/>
                     <pic:cNvPicPr/>
                   </pic:nvPicPr>
                   <pic:blipFill>
@@ -18807,7 +19673,7 @@
                   <pic:spPr>
                     <a:xfrm>
                       <a:off x="0" y="0"/>
-                      <a:ext cx="5580380" cy="3140710"/>
+                      <a:ext cx="5580380" cy="3137535"/>
                     </a:xfrm>
                     <a:prstGeom prst="rect">
                       <a:avLst/>
@@ -18833,7 +19699,7 @@
           <w:lang w:val="vi-VN"/>
         </w:rPr>
       </w:pPr>
-      <w:bookmarkStart w:id="41" w:name="_Toc242638676"/>
+      <w:bookmarkStart w:id="50" w:name="_Toc243384319"/>
       <w:r>
         <w:t xml:space="preserve">Hình </w:t>
       </w:r>
@@ -18871,7 +19737,7 @@
         <w:rPr>
           <w:noProof/>
         </w:rPr>
-        <w:t>17</w:t>
+        <w:t>14</w:t>
       </w:r>
       <w:r>
         <w:fldChar w:fldCharType="end"/>
@@ -18880,24 +19746,27 @@
         <w:rPr>
           <w:lang w:val="vi-VN"/>
         </w:rPr>
-        <w:t xml:space="preserve"> Giao diện xác nhận đơn hàng</w:t>
-      </w:r>
-      <w:bookmarkEnd w:id="41"/>
+        <w:t xml:space="preserve"> Giao diện trang chi tiết sản phẩm</w:t>
+      </w:r>
+      <w:bookmarkEnd w:id="50"/>
     </w:p>
     <w:p>
       <w:pPr>
         <w:pStyle w:val="Heading4"/>
       </w:pPr>
       <w:r>
-        <w:t>Giao diện lịch sử đơn hàng</w:t>
+        <w:t>Giao diện giỏ hàng</w:t>
       </w:r>
     </w:p>
     <w:p>
       <w:pPr>
         <w:pStyle w:val="NOIDUNG"/>
-      </w:pPr>
-      <w:r>
-        <w:t>Giao diện lịch sử đơn hàng cho phép khách hàng xem lại các đơn hàng đã đặt. Danh sách được trình bày dưới dạng bảng, gồm mã đơn hàng, ngày đặt, tổng tiền, trạng thái và nút xem chi tiết. Các trạng thái giúp khách hàng theo dõi tình hình xử lý đơn hàng. Ngoài ra, giao diện có thanh menu tài khoản và chức năng phân trang để thuận tiện tra cứu.</w:t>
+        <w:rPr>
+          <w:lang w:val="vi-VN"/>
+        </w:rPr>
+      </w:pPr>
+      <w:r>
+        <w:t>Giao diện giỏ hàng hiển thị danh sách các sản phẩm khách hàng đã chọn, bao gồm hình ảnh, đơn giá, số lượng và thành tiền. Khách hàng có thể tăng, giảm số lượng hoặc xóa sản phẩm khỏi giỏ hàng. Hệ thống hiển thị tổng tiền tạm tính để khách hàng kiểm tra. Nút tiếp tục mua sắm và thanh toán hỗ trợ chuyển sang các bước tiếp theo.</w:t>
       </w:r>
     </w:p>
     <w:p>
@@ -18911,10 +19780,10 @@
         </w:rPr>
         <w:lastRenderedPageBreak/>
         <w:drawing>
-          <wp:inline distT="0" distB="0" distL="0" distR="0" wp14:anchorId="0DE89291" wp14:editId="4130868B">
+          <wp:inline distT="0" distB="0" distL="0" distR="0" wp14:anchorId="5A3355D0" wp14:editId="5CBF256F">
             <wp:extent cx="5580380" cy="3140710"/>
             <wp:effectExtent l="19050" t="19050" r="20320" b="21590"/>
-            <wp:docPr id="1382546944" name="Picture 1"/>
+            <wp:docPr id="757557493" name="Picture 1"/>
             <wp:cNvGraphicFramePr>
               <a:graphicFrameLocks xmlns:a="http://schemas.openxmlformats.org/drawingml/2006/main" noChangeAspect="1"/>
             </wp:cNvGraphicFramePr>
@@ -18922,7 +19791,7 @@
               <a:graphicData uri="http://schemas.openxmlformats.org/drawingml/2006/picture">
                 <pic:pic xmlns:pic="http://schemas.openxmlformats.org/drawingml/2006/picture">
                   <pic:nvPicPr>
-                    <pic:cNvPr id="1382546944" name=""/>
+                    <pic:cNvPr id="757557493" name=""/>
                     <pic:cNvPicPr/>
                   </pic:nvPicPr>
                   <pic:blipFill>
@@ -18960,7 +19829,7 @@
           <w:lang w:val="vi-VN"/>
         </w:rPr>
       </w:pPr>
-      <w:bookmarkStart w:id="42" w:name="_Toc242638677"/>
+      <w:bookmarkStart w:id="51" w:name="_Toc243384320"/>
       <w:r>
         <w:t xml:space="preserve">Hình </w:t>
       </w:r>
@@ -18998,6 +19867,392 @@
         <w:rPr>
           <w:noProof/>
         </w:rPr>
+        <w:t>15</w:t>
+      </w:r>
+      <w:r>
+        <w:fldChar w:fldCharType="end"/>
+      </w:r>
+      <w:r>
+        <w:rPr>
+          <w:lang w:val="vi-VN"/>
+        </w:rPr>
+        <w:t xml:space="preserve"> Giao diện trang giỏ hàng</w:t>
+      </w:r>
+      <w:bookmarkEnd w:id="51"/>
+    </w:p>
+    <w:p>
+      <w:pPr>
+        <w:pStyle w:val="Heading4"/>
+      </w:pPr>
+      <w:r>
+        <w:t>Giao diện thanh toán và đặt hàng</w:t>
+      </w:r>
+    </w:p>
+    <w:p>
+      <w:pPr>
+        <w:pStyle w:val="NOIDUNG"/>
+        <w:rPr>
+          <w:lang w:val="vi-VN"/>
+        </w:rPr>
+      </w:pPr>
+      <w:r>
+        <w:t>Giao diện thanh toán cho phép khách hàng nhập thông tin giao hàng như họ tên, số điện thoại và địa chỉ. Khách hàng có thể lựa chọn phương thức thanh toán theo thiết kế hệ thống. Khu vực tóm tắt đơn hàng hiển thị sản phẩm, số lượng, phí vận chuyển và tổng tiền cần thanh toán. Sau khi kiểm tra thông tin, khách hàng nhấn nút Đặt hàng để gửi yêu cầu đến hệ thống.</w:t>
+      </w:r>
+    </w:p>
+    <w:p>
+      <w:pPr>
+        <w:keepNext/>
+      </w:pPr>
+      <w:r>
+        <w:rPr>
+          <w:noProof/>
+          <w:lang w:val="vi-VN"/>
+        </w:rPr>
+        <w:drawing>
+          <wp:inline distT="0" distB="0" distL="0" distR="0" wp14:anchorId="1A01D43F" wp14:editId="44E1919D">
+            <wp:extent cx="5580380" cy="3140710"/>
+            <wp:effectExtent l="19050" t="19050" r="20320" b="21590"/>
+            <wp:docPr id="1637210955" name="Picture 1"/>
+            <wp:cNvGraphicFramePr>
+              <a:graphicFrameLocks xmlns:a="http://schemas.openxmlformats.org/drawingml/2006/main" noChangeAspect="1"/>
+            </wp:cNvGraphicFramePr>
+            <a:graphic xmlns:a="http://schemas.openxmlformats.org/drawingml/2006/main">
+              <a:graphicData uri="http://schemas.openxmlformats.org/drawingml/2006/picture">
+                <pic:pic xmlns:pic="http://schemas.openxmlformats.org/drawingml/2006/picture">
+                  <pic:nvPicPr>
+                    <pic:cNvPr id="1637210955" name=""/>
+                    <pic:cNvPicPr/>
+                  </pic:nvPicPr>
+                  <pic:blipFill>
+                    <a:blip r:embed="rId45"/>
+                    <a:stretch>
+                      <a:fillRect/>
+                    </a:stretch>
+                  </pic:blipFill>
+                  <pic:spPr>
+                    <a:xfrm>
+                      <a:off x="0" y="0"/>
+                      <a:ext cx="5580380" cy="3140710"/>
+                    </a:xfrm>
+                    <a:prstGeom prst="rect">
+                      <a:avLst/>
+                    </a:prstGeom>
+                    <a:ln>
+                      <a:solidFill>
+                        <a:schemeClr val="tx1"/>
+                      </a:solidFill>
+                    </a:ln>
+                  </pic:spPr>
+                </pic:pic>
+              </a:graphicData>
+            </a:graphic>
+          </wp:inline>
+        </w:drawing>
+      </w:r>
+    </w:p>
+    <w:p>
+      <w:pPr>
+        <w:pStyle w:val="Caption"/>
+        <w:jc w:val="center"/>
+        <w:rPr>
+          <w:lang w:val="vi-VN"/>
+        </w:rPr>
+      </w:pPr>
+      <w:bookmarkStart w:id="52" w:name="_Toc243384321"/>
+      <w:r>
+        <w:t xml:space="preserve">Hình </w:t>
+      </w:r>
+      <w:r>
+        <w:fldChar w:fldCharType="begin"/>
+      </w:r>
+      <w:r>
+        <w:instrText xml:space="preserve"> STYLEREF 1 \s </w:instrText>
+      </w:r>
+      <w:r>
+        <w:fldChar w:fldCharType="separate"/>
+      </w:r>
+      <w:r>
+        <w:rPr>
+          <w:noProof/>
+        </w:rPr>
+        <w:t>3</w:t>
+      </w:r>
+      <w:r>
+        <w:fldChar w:fldCharType="end"/>
+      </w:r>
+      <w:r>
+        <w:t>.</w:t>
+      </w:r>
+      <w:r>
+        <w:fldChar w:fldCharType="begin"/>
+      </w:r>
+      <w:r>
+        <w:instrText xml:space="preserve"> SEQ Hình \* ARABIC \s 1 </w:instrText>
+      </w:r>
+      <w:r>
+        <w:fldChar w:fldCharType="separate"/>
+      </w:r>
+      <w:r>
+        <w:rPr>
+          <w:noProof/>
+        </w:rPr>
+        <w:t>16</w:t>
+      </w:r>
+      <w:r>
+        <w:fldChar w:fldCharType="end"/>
+      </w:r>
+      <w:r>
+        <w:rPr>
+          <w:lang w:val="vi-VN"/>
+        </w:rPr>
+        <w:t xml:space="preserve"> Giao diện thanh toán và đặt hàng</w:t>
+      </w:r>
+      <w:bookmarkEnd w:id="52"/>
+    </w:p>
+    <w:p>
+      <w:pPr>
+        <w:pStyle w:val="Heading4"/>
+      </w:pPr>
+      <w:r>
+        <w:lastRenderedPageBreak/>
+        <w:t>Giao diện xác nhận đơn hàng</w:t>
+      </w:r>
+    </w:p>
+    <w:p>
+      <w:pPr>
+        <w:pStyle w:val="NOIDUNG"/>
+        <w:rPr>
+          <w:lang w:val="vi-VN"/>
+        </w:rPr>
+      </w:pPr>
+      <w:r>
+        <w:t>Giao diện xác nhận được hiển thị sau khi đặt hàng thành công. Nội dung chính gồm thông báo xác nhận, mã đơn hàng, ngày đặt hàng, tổng tiền và phương thức thanh toán. Các thông tin này giúp khách hàng lưu lại kết quả giao dịch để thuận tiện tra cứu. Giao diện còn cung cấp chức năng xem đơn hàng và tiếp tục mua sắm.</w:t>
+      </w:r>
+    </w:p>
+    <w:p>
+      <w:pPr>
+        <w:keepNext/>
+      </w:pPr>
+      <w:r>
+        <w:rPr>
+          <w:noProof/>
+          <w:lang w:val="vi-VN"/>
+        </w:rPr>
+        <w:drawing>
+          <wp:inline distT="0" distB="0" distL="0" distR="0" wp14:anchorId="2035BBAB" wp14:editId="6AD07DDE">
+            <wp:extent cx="5580380" cy="3140710"/>
+            <wp:effectExtent l="19050" t="19050" r="20320" b="21590"/>
+            <wp:docPr id="86684480" name="Picture 1"/>
+            <wp:cNvGraphicFramePr>
+              <a:graphicFrameLocks xmlns:a="http://schemas.openxmlformats.org/drawingml/2006/main" noChangeAspect="1"/>
+            </wp:cNvGraphicFramePr>
+            <a:graphic xmlns:a="http://schemas.openxmlformats.org/drawingml/2006/main">
+              <a:graphicData uri="http://schemas.openxmlformats.org/drawingml/2006/picture">
+                <pic:pic xmlns:pic="http://schemas.openxmlformats.org/drawingml/2006/picture">
+                  <pic:nvPicPr>
+                    <pic:cNvPr id="86684480" name=""/>
+                    <pic:cNvPicPr/>
+                  </pic:nvPicPr>
+                  <pic:blipFill>
+                    <a:blip r:embed="rId46"/>
+                    <a:stretch>
+                      <a:fillRect/>
+                    </a:stretch>
+                  </pic:blipFill>
+                  <pic:spPr>
+                    <a:xfrm>
+                      <a:off x="0" y="0"/>
+                      <a:ext cx="5580380" cy="3140710"/>
+                    </a:xfrm>
+                    <a:prstGeom prst="rect">
+                      <a:avLst/>
+                    </a:prstGeom>
+                    <a:ln>
+                      <a:solidFill>
+                        <a:schemeClr val="tx1"/>
+                      </a:solidFill>
+                    </a:ln>
+                  </pic:spPr>
+                </pic:pic>
+              </a:graphicData>
+            </a:graphic>
+          </wp:inline>
+        </w:drawing>
+      </w:r>
+    </w:p>
+    <w:p>
+      <w:pPr>
+        <w:pStyle w:val="Caption"/>
+        <w:jc w:val="center"/>
+        <w:rPr>
+          <w:lang w:val="vi-VN"/>
+        </w:rPr>
+      </w:pPr>
+      <w:bookmarkStart w:id="53" w:name="_Toc243384322"/>
+      <w:r>
+        <w:t xml:space="preserve">Hình </w:t>
+      </w:r>
+      <w:r>
+        <w:fldChar w:fldCharType="begin"/>
+      </w:r>
+      <w:r>
+        <w:instrText xml:space="preserve"> STYLEREF 1 \s </w:instrText>
+      </w:r>
+      <w:r>
+        <w:fldChar w:fldCharType="separate"/>
+      </w:r>
+      <w:r>
+        <w:rPr>
+          <w:noProof/>
+        </w:rPr>
+        <w:t>3</w:t>
+      </w:r>
+      <w:r>
+        <w:fldChar w:fldCharType="end"/>
+      </w:r>
+      <w:r>
+        <w:t>.</w:t>
+      </w:r>
+      <w:r>
+        <w:fldChar w:fldCharType="begin"/>
+      </w:r>
+      <w:r>
+        <w:instrText xml:space="preserve"> SEQ Hình \* ARABIC \s 1 </w:instrText>
+      </w:r>
+      <w:r>
+        <w:fldChar w:fldCharType="separate"/>
+      </w:r>
+      <w:r>
+        <w:rPr>
+          <w:noProof/>
+        </w:rPr>
+        <w:t>17</w:t>
+      </w:r>
+      <w:r>
+        <w:fldChar w:fldCharType="end"/>
+      </w:r>
+      <w:r>
+        <w:rPr>
+          <w:lang w:val="vi-VN"/>
+        </w:rPr>
+        <w:t xml:space="preserve"> Giao diện xác nhận đơn hàng</w:t>
+      </w:r>
+      <w:bookmarkEnd w:id="53"/>
+    </w:p>
+    <w:p>
+      <w:pPr>
+        <w:pStyle w:val="Heading4"/>
+      </w:pPr>
+      <w:r>
+        <w:t>Giao diện lịch sử đơn hàng</w:t>
+      </w:r>
+    </w:p>
+    <w:p>
+      <w:pPr>
+        <w:pStyle w:val="NOIDUNG"/>
+      </w:pPr>
+      <w:r>
+        <w:t>Giao diện lịch sử đơn hàng cho phép khách hàng xem lại các đơn hàng đã đặt. Danh sách được trình bày dưới dạng bảng, gồm mã đơn hàng, ngày đặt, tổng tiền, trạng thái và nút xem chi tiết. Các trạng thái giúp khách hàng theo dõi tình hình xử lý đơn hàng. Ngoài ra, giao diện có thanh menu tài khoản và chức năng phân trang để thuận tiện tra cứu.</w:t>
+      </w:r>
+    </w:p>
+    <w:p>
+      <w:pPr>
+        <w:keepNext/>
+      </w:pPr>
+      <w:r>
+        <w:rPr>
+          <w:noProof/>
+          <w:lang w:val="vi-VN"/>
+        </w:rPr>
+        <w:lastRenderedPageBreak/>
+        <w:drawing>
+          <wp:inline distT="0" distB="0" distL="0" distR="0" wp14:anchorId="0DE89291" wp14:editId="4130868B">
+            <wp:extent cx="5580380" cy="3140710"/>
+            <wp:effectExtent l="19050" t="19050" r="20320" b="21590"/>
+            <wp:docPr id="1382546944" name="Picture 1"/>
+            <wp:cNvGraphicFramePr>
+              <a:graphicFrameLocks xmlns:a="http://schemas.openxmlformats.org/drawingml/2006/main" noChangeAspect="1"/>
+            </wp:cNvGraphicFramePr>
+            <a:graphic xmlns:a="http://schemas.openxmlformats.org/drawingml/2006/main">
+              <a:graphicData uri="http://schemas.openxmlformats.org/drawingml/2006/picture">
+                <pic:pic xmlns:pic="http://schemas.openxmlformats.org/drawingml/2006/picture">
+                  <pic:nvPicPr>
+                    <pic:cNvPr id="1382546944" name=""/>
+                    <pic:cNvPicPr/>
+                  </pic:nvPicPr>
+                  <pic:blipFill>
+                    <a:blip r:embed="rId47"/>
+                    <a:stretch>
+                      <a:fillRect/>
+                    </a:stretch>
+                  </pic:blipFill>
+                  <pic:spPr>
+                    <a:xfrm>
+                      <a:off x="0" y="0"/>
+                      <a:ext cx="5580380" cy="3140710"/>
+                    </a:xfrm>
+                    <a:prstGeom prst="rect">
+                      <a:avLst/>
+                    </a:prstGeom>
+                    <a:ln>
+                      <a:solidFill>
+                        <a:schemeClr val="tx1"/>
+                      </a:solidFill>
+                    </a:ln>
+                  </pic:spPr>
+                </pic:pic>
+              </a:graphicData>
+            </a:graphic>
+          </wp:inline>
+        </w:drawing>
+      </w:r>
+    </w:p>
+    <w:p>
+      <w:pPr>
+        <w:pStyle w:val="Caption"/>
+        <w:jc w:val="center"/>
+        <w:rPr>
+          <w:lang w:val="vi-VN"/>
+        </w:rPr>
+      </w:pPr>
+      <w:bookmarkStart w:id="54" w:name="_Toc243384323"/>
+      <w:r>
+        <w:t xml:space="preserve">Hình </w:t>
+      </w:r>
+      <w:r>
+        <w:fldChar w:fldCharType="begin"/>
+      </w:r>
+      <w:r>
+        <w:instrText xml:space="preserve"> STYLEREF 1 \s </w:instrText>
+      </w:r>
+      <w:r>
+        <w:fldChar w:fldCharType="separate"/>
+      </w:r>
+      <w:r>
+        <w:rPr>
+          <w:noProof/>
+        </w:rPr>
+        <w:t>3</w:t>
+      </w:r>
+      <w:r>
+        <w:fldChar w:fldCharType="end"/>
+      </w:r>
+      <w:r>
+        <w:t>.</w:t>
+      </w:r>
+      <w:r>
+        <w:fldChar w:fldCharType="begin"/>
+      </w:r>
+      <w:r>
+        <w:instrText xml:space="preserve"> SEQ Hình \* ARABIC \s 1 </w:instrText>
+      </w:r>
+      <w:r>
+        <w:fldChar w:fldCharType="separate"/>
+      </w:r>
+      <w:r>
+        <w:rPr>
+          <w:noProof/>
+        </w:rPr>
         <w:t>18</w:t>
       </w:r>
       <w:r>
@@ -19009,7 +20264,7 @@
         </w:rPr>
         <w:t xml:space="preserve"> Giao diện lịch sử đơn hàng</w:t>
       </w:r>
-      <w:bookmarkEnd w:id="42"/>
+      <w:bookmarkEnd w:id="54"/>
     </w:p>
     <w:p>
       <w:pPr>
@@ -19018,11 +20273,11 @@
           <w:lang w:val="vi-VN"/>
         </w:rPr>
       </w:pPr>
-      <w:bookmarkStart w:id="43" w:name="_Toc242638477"/>
+      <w:bookmarkStart w:id="55" w:name="_Toc243384264"/>
       <w:r>
         <w:t>Kết chương</w:t>
       </w:r>
-      <w:bookmarkEnd w:id="43"/>
+      <w:bookmarkEnd w:id="55"/>
     </w:p>
     <w:p>
       <w:pPr>
@@ -19061,7 +20316,7 @@
           <w:lang w:val="vi-VN"/>
         </w:rPr>
       </w:pPr>
-      <w:bookmarkStart w:id="44" w:name="_Toc242638478"/>
+      <w:bookmarkStart w:id="56" w:name="_Toc243384265"/>
       <w:r>
         <w:lastRenderedPageBreak/>
         <w:t>KẾT</w:t>
@@ -19072,7 +20327,7 @@
         </w:rPr>
         <w:t xml:space="preserve"> QUẢ NGHIÊN CỨU</w:t>
       </w:r>
-      <w:bookmarkEnd w:id="44"/>
+      <w:bookmarkEnd w:id="56"/>
     </w:p>
     <w:p>
       <w:pPr>
@@ -19081,12 +20336,14 @@
           <w:lang w:val="vi-VN"/>
         </w:rPr>
       </w:pPr>
+      <w:bookmarkStart w:id="57" w:name="_Toc243384266"/>
       <w:r>
         <w:rPr>
           <w:lang w:val="vi-VN"/>
         </w:rPr>
         <w:t>Dữ liệu thử nghiệm</w:t>
       </w:r>
+      <w:bookmarkEnd w:id="57"/>
     </w:p>
     <w:p>
       <w:pPr>
@@ -21390,12 +22647,14 @@
           <w:lang w:val="vi-VN"/>
         </w:rPr>
       </w:pPr>
+      <w:bookmarkStart w:id="58" w:name="_Toc243384267"/>
       <w:r>
         <w:rPr>
           <w:lang w:val="vi-VN"/>
         </w:rPr>
         <w:t>Kịch bản triển khai</w:t>
       </w:r>
+      <w:bookmarkEnd w:id="58"/>
     </w:p>
     <w:p>
       <w:pPr>
@@ -21430,7 +22689,7 @@
         <w:pStyle w:val="Heading1"/>
         <w:ind w:left="431" w:hanging="431"/>
       </w:pPr>
-      <w:bookmarkStart w:id="45" w:name="_Toc242638479"/>
+      <w:bookmarkStart w:id="59" w:name="_Toc243384268"/>
       <w:r>
         <w:lastRenderedPageBreak/>
         <w:t>KẾT</w:t>
@@ -21441,7 +22700,7 @@
         </w:rPr>
         <w:t xml:space="preserve"> LUẬN VÀ HƯỚNG PHÁT TRIỂN</w:t>
       </w:r>
-      <w:bookmarkEnd w:id="45"/>
+      <w:bookmarkEnd w:id="59"/>
     </w:p>
     <w:p>
       <w:r>
